--- a/docs/microbit-cheat-sheet.docx
+++ b/docs/microbit-cheat-sheet.docx
@@ -1,6 +1,6 @@
 
 <file path=word/document.xml><?xml version="1.0" encoding="utf-8"?>
-<w:document xmlns:wpc="http://schemas.microsoft.com/office/word/2010/wordprocessingCanvas" xmlns:cx="http://schemas.microsoft.com/office/drawing/2014/chartex" xmlns:cx1="http://schemas.microsoft.com/office/drawing/2015/9/8/chartex" xmlns:cx2="http://schemas.microsoft.com/office/drawing/2015/10/21/chartex" xmlns:cx3="http://schemas.microsoft.com/office/drawing/2016/5/9/chartex" xmlns:cx4="http://schemas.microsoft.com/office/drawing/2016/5/10/chartex" xmlns:cx5="http://schemas.microsoft.com/office/drawing/2016/5/11/chartex" xmlns:cx6="http://schemas.microsoft.com/office/drawing/2016/5/12/chartex" xmlns:cx7="http://schemas.microsoft.com/office/drawing/2016/5/13/chartex" xmlns:cx8="http://schemas.microsoft.com/office/drawing/2016/5/14/chartex" xmlns:mc="http://schemas.openxmlformats.org/markup-compatibility/2006" xmlns:aink="http://schemas.microsoft.com/office/drawing/2016/ink" xmlns:am3d="http://schemas.microsoft.com/office/drawing/2017/model3d" xmlns:o="urn:schemas-microsoft-com:office:office" xmlns:oel="http://schemas.microsoft.com/office/2019/extlst" xmlns:r="http://schemas.openxmlformats.org/officeDocument/2006/relationships" xmlns:m="http://schemas.openxmlformats.org/officeDocument/2006/math" xmlns:v="urn:schemas-microsoft-com:vml" xmlns:wp14="http://schemas.microsoft.com/office/word/2010/wordprocessingDrawing" xmlns:wp="http://schemas.openxmlformats.org/drawingml/2006/wordprocessingDrawing" xmlns:w10="urn:schemas-microsoft-com:office:word" xmlns:w="http://schemas.openxmlformats.org/wordprocessingml/2006/main" xmlns:w14="http://schemas.microsoft.com/office/word/2010/wordml" xmlns:w15="http://schemas.microsoft.com/office/word/2012/wordml" xmlns:w16cex="http://schemas.microsoft.com/office/word/2018/wordml/cex" xmlns:w16cid="http://schemas.microsoft.com/office/word/2016/wordml/cid" xmlns:w16="http://schemas.microsoft.com/office/word/2018/wordml" xmlns:w16sdtdh="http://schemas.microsoft.com/office/word/2020/wordml/sdtdatahash" xmlns:w16se="http://schemas.microsoft.com/office/word/2015/wordml/symex" xmlns:wpg="http://schemas.microsoft.com/office/word/2010/wordprocessingGroup" xmlns:wpi="http://schemas.microsoft.com/office/word/2010/wordprocessingInk" xmlns:wne="http://schemas.microsoft.com/office/word/2006/wordml" xmlns:wps="http://schemas.microsoft.com/office/word/2010/wordprocessingShape" mc:Ignorable="w14 w15 w16se w16cid w16 w16cex w16sdtdh wp14">
+<w:document xmlns:wpc="http://schemas.microsoft.com/office/word/2010/wordprocessingCanvas" xmlns:cx="http://schemas.microsoft.com/office/drawing/2014/chartex" xmlns:cx1="http://schemas.microsoft.com/office/drawing/2015/9/8/chartex" xmlns:cx2="http://schemas.microsoft.com/office/drawing/2015/10/21/chartex" xmlns:cx3="http://schemas.microsoft.com/office/drawing/2016/5/9/chartex" xmlns:cx4="http://schemas.microsoft.com/office/drawing/2016/5/10/chartex" xmlns:cx5="http://schemas.microsoft.com/office/drawing/2016/5/11/chartex" xmlns:cx6="http://schemas.microsoft.com/office/drawing/2016/5/12/chartex" xmlns:cx7="http://schemas.microsoft.com/office/drawing/2016/5/13/chartex" xmlns:cx8="http://schemas.microsoft.com/office/drawing/2016/5/14/chartex" xmlns:mc="http://schemas.openxmlformats.org/markup-compatibility/2006" xmlns:aink="http://schemas.microsoft.com/office/drawing/2016/ink" xmlns:am3d="http://schemas.microsoft.com/office/drawing/2017/model3d" xmlns:o="urn:schemas-microsoft-com:office:office" xmlns:oel="http://schemas.microsoft.com/office/2019/extlst" xmlns:r="http://schemas.openxmlformats.org/officeDocument/2006/relationships" xmlns:m="http://schemas.openxmlformats.org/officeDocument/2006/math" xmlns:v="urn:schemas-microsoft-com:vml" xmlns:wp14="http://schemas.microsoft.com/office/word/2010/wordprocessingDrawing" xmlns:wp="http://schemas.openxmlformats.org/drawingml/2006/wordprocessingDrawing" xmlns:w10="urn:schemas-microsoft-com:office:word" xmlns:w="http://schemas.openxmlformats.org/wordprocessingml/2006/main" xmlns:w14="http://schemas.microsoft.com/office/word/2010/wordml" xmlns:w15="http://schemas.microsoft.com/office/word/2012/wordml" xmlns:w16cex="http://schemas.microsoft.com/office/word/2018/wordml/cex" xmlns:w16cid="http://schemas.microsoft.com/office/word/2016/wordml/cid" xmlns:w16="http://schemas.microsoft.com/office/word/2018/wordml" xmlns:w16du="http://schemas.microsoft.com/office/word/2023/wordml/word16du" xmlns:w16sdtdh="http://schemas.microsoft.com/office/word/2020/wordml/sdtdatahash" xmlns:w16sdtfl="http://schemas.microsoft.com/office/word/2024/wordml/sdtformatlock" xmlns:w16se="http://schemas.microsoft.com/office/word/2015/wordml/symex" xmlns:wpg="http://schemas.microsoft.com/office/word/2010/wordprocessingGroup" xmlns:wpi="http://schemas.microsoft.com/office/word/2010/wordprocessingInk" xmlns:wne="http://schemas.microsoft.com/office/word/2006/wordml" xmlns:wps="http://schemas.microsoft.com/office/word/2010/wordprocessingShape" mc:Ignorable="w14 w15 w16se w16cid w16 w16cex w16sdtdh w16sdtfl w16du wp14">
   <w:body>
     <w:p>
       <w:pPr>
@@ -580,12 +580,12 @@
                               <w:spacing w:after="0" w:line="240" w:lineRule="auto"/>
                               <w:jc w:val="center"/>
                               <w:rPr>
-                                <w:color w:val="B4009E"/>
+                                <w:color w:val="C300FF" w:themeColor="accent1"/>
                               </w:rPr>
                             </w:pPr>
                             <w:r>
                               <w:rPr>
-                                <w:color w:val="B4009E"/>
+                                <w:color w:val="C300FF" w:themeColor="accent1"/>
                               </w:rPr>
                               <w:t>… oder auf Gegenteil prüfen</w:t>
                             </w:r>
@@ -665,12 +665,12 @@
                         <w:spacing w:after="0" w:line="240" w:lineRule="auto"/>
                         <w:jc w:val="center"/>
                         <w:rPr>
-                          <w:color w:val="B4009E"/>
+                          <w:color w:val="C300FF" w:themeColor="accent1"/>
                         </w:rPr>
                       </w:pPr>
                       <w:r>
                         <w:rPr>
-                          <w:color w:val="B4009E"/>
+                          <w:color w:val="C300FF" w:themeColor="accent1"/>
                         </w:rPr>
                         <w:t>… oder auf Gegenteil prüfen</w:t>
                       </w:r>
@@ -743,18 +743,18 @@
                               <w:spacing w:after="0" w:line="240" w:lineRule="auto"/>
                               <w:jc w:val="center"/>
                               <w:rPr>
-                                <w:color w:val="B4009E"/>
+                                <w:color w:val="C300FF" w:themeColor="accent1"/>
                               </w:rPr>
                             </w:pPr>
                             <w:r>
                               <w:rPr>
-                                <w:color w:val="B4009E"/>
+                                <w:color w:val="C300FF" w:themeColor="accent1"/>
                               </w:rPr>
                               <w:t>…</w:t>
                             </w:r>
                             <w:r>
                               <w:rPr>
-                                <w:color w:val="B4009E"/>
+                                <w:color w:val="C300FF" w:themeColor="accent1"/>
                               </w:rPr>
                               <w:t xml:space="preserve"> oder als Voraussetzung abfragen</w:t>
                             </w:r>
@@ -789,18 +789,18 @@
                         <w:spacing w:after="0" w:line="240" w:lineRule="auto"/>
                         <w:jc w:val="center"/>
                         <w:rPr>
-                          <w:color w:val="B4009E"/>
+                          <w:color w:val="C300FF" w:themeColor="accent1"/>
                         </w:rPr>
                       </w:pPr>
                       <w:r>
                         <w:rPr>
-                          <w:color w:val="B4009E"/>
+                          <w:color w:val="C300FF" w:themeColor="accent1"/>
                         </w:rPr>
                         <w:t>…</w:t>
                       </w:r>
                       <w:r>
                         <w:rPr>
-                          <w:color w:val="B4009E"/>
+                          <w:color w:val="C300FF" w:themeColor="accent1"/>
                         </w:rPr>
                         <w:t xml:space="preserve"> oder als Voraussetzung abfragen</w:t>
                       </w:r>
@@ -874,13 +874,13 @@
                               <w:jc w:val="center"/>
                               <w:rPr>
                                 <w:b/>
-                                <w:color w:val="B4009E"/>
+                                <w:color w:val="C300FF" w:themeColor="accent1"/>
                               </w:rPr>
                             </w:pPr>
                             <w:r>
                               <w:rPr>
                                 <w:b/>
-                                <w:color w:val="B4009E"/>
+                                <w:color w:val="C300FF" w:themeColor="accent1"/>
                               </w:rPr>
                               <w:t>Variablen</w:t>
                             </w:r>
@@ -890,12 +890,12 @@
                               <w:spacing w:after="0" w:line="240" w:lineRule="auto"/>
                               <w:jc w:val="center"/>
                               <w:rPr>
-                                <w:color w:val="B4009E"/>
+                                <w:color w:val="C300FF" w:themeColor="accent1"/>
                               </w:rPr>
                             </w:pPr>
                             <w:r>
                               <w:rPr>
-                                <w:color w:val="B4009E"/>
+                                <w:color w:val="C300FF" w:themeColor="accent1"/>
                               </w:rPr>
                               <w:t>vergleichen</w:t>
                             </w:r>
@@ -931,13 +931,13 @@
                         <w:jc w:val="center"/>
                         <w:rPr>
                           <w:b/>
-                          <w:color w:val="B4009E"/>
+                          <w:color w:val="C300FF" w:themeColor="accent1"/>
                         </w:rPr>
                       </w:pPr>
                       <w:r>
                         <w:rPr>
                           <w:b/>
-                          <w:color w:val="B4009E"/>
+                          <w:color w:val="C300FF" w:themeColor="accent1"/>
                         </w:rPr>
                         <w:t>Variablen</w:t>
                       </w:r>
@@ -947,12 +947,12 @@
                         <w:spacing w:after="0" w:line="240" w:lineRule="auto"/>
                         <w:jc w:val="center"/>
                         <w:rPr>
-                          <w:color w:val="B4009E"/>
+                          <w:color w:val="C300FF" w:themeColor="accent1"/>
                         </w:rPr>
                       </w:pPr>
                       <w:r>
                         <w:rPr>
-                          <w:color w:val="B4009E"/>
+                          <w:color w:val="C300FF" w:themeColor="accent1"/>
                         </w:rPr>
                         <w:t>vergleichen</w:t>
                       </w:r>
@@ -1025,12 +1025,12 @@
                               <w:spacing w:after="0" w:line="240" w:lineRule="auto"/>
                               <w:jc w:val="center"/>
                               <w:rPr>
-                                <w:color w:val="B4009E"/>
+                                <w:color w:val="C300FF" w:themeColor="accent1"/>
                               </w:rPr>
                             </w:pPr>
                             <w:r>
                               <w:rPr>
-                                <w:color w:val="B4009E"/>
+                                <w:color w:val="C300FF" w:themeColor="accent1"/>
                               </w:rPr>
                               <w:t xml:space="preserve">Mehr Fälle? </w:t>
                             </w:r>
@@ -1040,18 +1040,18 @@
                               <w:spacing w:after="0" w:line="240" w:lineRule="auto"/>
                               <w:jc w:val="center"/>
                               <w:rPr>
-                                <w:color w:val="B4009E"/>
+                                <w:color w:val="C300FF" w:themeColor="accent1"/>
                               </w:rPr>
                             </w:pPr>
                             <w:r>
                               <w:rPr>
-                                <w:color w:val="B4009E"/>
+                                <w:color w:val="C300FF" w:themeColor="accent1"/>
                               </w:rPr>
                               <w:t>Einfach ü</w:t>
                             </w:r>
                             <w:r>
                               <w:rPr>
-                                <w:color w:val="B4009E"/>
+                                <w:color w:val="C300FF" w:themeColor="accent1"/>
                               </w:rPr>
                               <w:t>ber das Rädchen erweitern!</w:t>
                             </w:r>
@@ -1086,12 +1086,12 @@
                         <w:spacing w:after="0" w:line="240" w:lineRule="auto"/>
                         <w:jc w:val="center"/>
                         <w:rPr>
-                          <w:color w:val="B4009E"/>
+                          <w:color w:val="C300FF" w:themeColor="accent1"/>
                         </w:rPr>
                       </w:pPr>
                       <w:r>
                         <w:rPr>
-                          <w:color w:val="B4009E"/>
+                          <w:color w:val="C300FF" w:themeColor="accent1"/>
                         </w:rPr>
                         <w:t xml:space="preserve">Mehr Fälle? </w:t>
                       </w:r>
@@ -1101,18 +1101,18 @@
                         <w:spacing w:after="0" w:line="240" w:lineRule="auto"/>
                         <w:jc w:val="center"/>
                         <w:rPr>
-                          <w:color w:val="B4009E"/>
+                          <w:color w:val="C300FF" w:themeColor="accent1"/>
                         </w:rPr>
                       </w:pPr>
                       <w:r>
                         <w:rPr>
-                          <w:color w:val="B4009E"/>
+                          <w:color w:val="C300FF" w:themeColor="accent1"/>
                         </w:rPr>
                         <w:t>Einfach ü</w:t>
                       </w:r>
                       <w:r>
                         <w:rPr>
-                          <w:color w:val="B4009E"/>
+                          <w:color w:val="C300FF" w:themeColor="accent1"/>
                         </w:rPr>
                         <w:t>ber das Rädchen erweitern!</w:t>
                       </w:r>
@@ -1453,38 +1453,38 @@
                               <w:spacing w:line="240" w:lineRule="auto"/>
                               <w:jc w:val="center"/>
                               <w:rPr>
-                                <w:color w:val="B4009E"/>
+                                <w:color w:val="C300FF" w:themeColor="accent1"/>
                               </w:rPr>
                             </w:pPr>
                             <w:r>
                               <w:rPr>
-                                <w:color w:val="B4009E"/>
+                                <w:color w:val="C300FF" w:themeColor="accent1"/>
                               </w:rPr>
                               <w:t xml:space="preserve">Eine </w:t>
                             </w:r>
                             <w:r>
                               <w:rPr>
                                 <w:b/>
-                                <w:color w:val="B4009E"/>
+                                <w:color w:val="C300FF" w:themeColor="accent1"/>
                               </w:rPr>
                               <w:t>neue</w:t>
                             </w:r>
                             <w:r>
                               <w:rPr>
-                                <w:color w:val="B4009E"/>
+                                <w:color w:val="C300FF" w:themeColor="accent1"/>
                               </w:rPr>
                               <w:t xml:space="preserve"> Variable anlegen oder eine </w:t>
                             </w:r>
                             <w:r>
                               <w:rPr>
                                 <w:b/>
-                                <w:color w:val="B4009E"/>
+                                <w:color w:val="C300FF" w:themeColor="accent1"/>
                               </w:rPr>
                               <w:t>bestehende</w:t>
                             </w:r>
                             <w:r>
                               <w:rPr>
-                                <w:color w:val="B4009E"/>
+                                <w:color w:val="C300FF" w:themeColor="accent1"/>
                               </w:rPr>
                               <w:t xml:space="preserve"> wiederverwenden</w:t>
                             </w:r>
@@ -1519,38 +1519,38 @@
                         <w:spacing w:line="240" w:lineRule="auto"/>
                         <w:jc w:val="center"/>
                         <w:rPr>
-                          <w:color w:val="B4009E"/>
+                          <w:color w:val="C300FF" w:themeColor="accent1"/>
                         </w:rPr>
                       </w:pPr>
                       <w:r>
                         <w:rPr>
-                          <w:color w:val="B4009E"/>
+                          <w:color w:val="C300FF" w:themeColor="accent1"/>
                         </w:rPr>
                         <w:t xml:space="preserve">Eine </w:t>
                       </w:r>
                       <w:r>
                         <w:rPr>
                           <w:b/>
-                          <w:color w:val="B4009E"/>
+                          <w:color w:val="C300FF" w:themeColor="accent1"/>
                         </w:rPr>
                         <w:t>neue</w:t>
                       </w:r>
                       <w:r>
                         <w:rPr>
-                          <w:color w:val="B4009E"/>
+                          <w:color w:val="C300FF" w:themeColor="accent1"/>
                         </w:rPr>
                         <w:t xml:space="preserve"> Variable anlegen oder eine </w:t>
                       </w:r>
                       <w:r>
                         <w:rPr>
                           <w:b/>
-                          <w:color w:val="B4009E"/>
+                          <w:color w:val="C300FF" w:themeColor="accent1"/>
                         </w:rPr>
                         <w:t>bestehende</w:t>
                       </w:r>
                       <w:r>
                         <w:rPr>
-                          <w:color w:val="B4009E"/>
+                          <w:color w:val="C300FF" w:themeColor="accent1"/>
                         </w:rPr>
                         <w:t xml:space="preserve"> wiederverwenden</w:t>
                       </w:r>
@@ -1624,10 +1624,13 @@
                             <w:pPr>
                               <w:spacing w:after="0" w:line="240" w:lineRule="auto"/>
                               <w:jc w:val="center"/>
+                              <w:rPr>
+                                <w:color w:val="C300FF" w:themeColor="accent1"/>
+                              </w:rPr>
                             </w:pPr>
                             <w:r>
                               <w:rPr>
-                                <w:color w:val="B4009E"/>
+                                <w:color w:val="C300FF" w:themeColor="accent1"/>
                               </w:rPr>
                               <w:t>Wann soll das Programm ausgeführt werden?</w:t>
                             </w:r>
@@ -1661,10 +1664,13 @@
                       <w:pPr>
                         <w:spacing w:after="0" w:line="240" w:lineRule="auto"/>
                         <w:jc w:val="center"/>
+                        <w:rPr>
+                          <w:color w:val="C300FF" w:themeColor="accent1"/>
+                        </w:rPr>
                       </w:pPr>
                       <w:r>
                         <w:rPr>
-                          <w:color w:val="B4009E"/>
+                          <w:color w:val="C300FF" w:themeColor="accent1"/>
                         </w:rPr>
                         <w:t>Wann soll das Programm ausgeführt werden?</w:t>
                       </w:r>
@@ -1739,10 +1745,13 @@
                             <w:pPr>
                               <w:spacing w:after="0" w:line="240" w:lineRule="auto"/>
                               <w:jc w:val="center"/>
+                              <w:rPr>
+                                <w:color w:val="C300FF" w:themeColor="accent1"/>
+                              </w:rPr>
                             </w:pPr>
                             <w:r>
                               <w:rPr>
-                                <w:color w:val="B4009E"/>
+                                <w:color w:val="C300FF" w:themeColor="accent1"/>
                               </w:rPr>
                               <w:t xml:space="preserve">Einfach das passende Symbol wählen </w:t>
                             </w:r>
@@ -1776,10 +1785,13 @@
                       <w:pPr>
                         <w:spacing w:after="0" w:line="240" w:lineRule="auto"/>
                         <w:jc w:val="center"/>
+                        <w:rPr>
+                          <w:color w:val="C300FF" w:themeColor="accent1"/>
+                        </w:rPr>
                       </w:pPr>
                       <w:r>
                         <w:rPr>
-                          <w:color w:val="B4009E"/>
+                          <w:color w:val="C300FF" w:themeColor="accent1"/>
                         </w:rPr>
                         <w:t xml:space="preserve">Einfach das passende Symbol wählen </w:t>
                       </w:r>
@@ -1854,10 +1866,13 @@
                             <w:pPr>
                               <w:spacing w:after="0" w:line="240" w:lineRule="auto"/>
                               <w:jc w:val="center"/>
+                              <w:rPr>
+                                <w:color w:val="C300FF" w:themeColor="accent1"/>
+                              </w:rPr>
                             </w:pPr>
                             <w:r>
                               <w:rPr>
-                                <w:color w:val="B4009E"/>
+                                <w:color w:val="C300FF" w:themeColor="accent1"/>
                               </w:rPr>
                               <w:t>Wert zuweisen</w:t>
                             </w:r>
@@ -1891,10 +1906,13 @@
                       <w:pPr>
                         <w:spacing w:after="0" w:line="240" w:lineRule="auto"/>
                         <w:jc w:val="center"/>
+                        <w:rPr>
+                          <w:color w:val="C300FF" w:themeColor="accent1"/>
+                        </w:rPr>
                       </w:pPr>
                       <w:r>
                         <w:rPr>
-                          <w:color w:val="B4009E"/>
+                          <w:color w:val="C300FF" w:themeColor="accent1"/>
                         </w:rPr>
                         <w:t>Wert zuweisen</w:t>
                       </w:r>
@@ -1967,22 +1985,25 @@
                           <w:p>
                             <w:pPr>
                               <w:jc w:val="center"/>
+                              <w:rPr>
+                                <w:color w:val="C300FF" w:themeColor="accent1"/>
+                              </w:rPr>
                             </w:pPr>
                             <w:r>
                               <w:rPr>
-                                <w:color w:val="B4009E"/>
+                                <w:color w:val="C300FF" w:themeColor="accent1"/>
                               </w:rPr>
                               <w:t>… oder selbst zeichnen</w:t>
                             </w:r>
                             <w:r>
                               <w:rPr>
-                                <w:color w:val="B4009E"/>
+                                <w:color w:val="C300FF" w:themeColor="accent1"/>
                               </w:rPr>
                               <w:t xml:space="preserve"> </w:t>
                             </w:r>
                             <w:r>
                               <w:rPr>
-                                <w:color w:val="B4009E"/>
+                                <w:color w:val="C300FF" w:themeColor="accent1"/>
                               </w:rPr>
                               <w:sym w:font="Wingdings" w:char="F04A"/>
                             </w:r>
@@ -2015,22 +2036,25 @@
                     <w:p>
                       <w:pPr>
                         <w:jc w:val="center"/>
+                        <w:rPr>
+                          <w:color w:val="C300FF" w:themeColor="accent1"/>
+                        </w:rPr>
                       </w:pPr>
                       <w:r>
                         <w:rPr>
-                          <w:color w:val="B4009E"/>
+                          <w:color w:val="C300FF" w:themeColor="accent1"/>
                         </w:rPr>
                         <w:t>… oder selbst zeichnen</w:t>
                       </w:r>
                       <w:r>
                         <w:rPr>
-                          <w:color w:val="B4009E"/>
+                          <w:color w:val="C300FF" w:themeColor="accent1"/>
                         </w:rPr>
                         <w:t xml:space="preserve"> </w:t>
                       </w:r>
                       <w:r>
                         <w:rPr>
-                          <w:color w:val="B4009E"/>
+                          <w:color w:val="C300FF" w:themeColor="accent1"/>
                         </w:rPr>
                         <w:sym w:font="Wingdings" w:char="F04A"/>
                       </w:r>
@@ -2105,36 +2129,36 @@
                               <w:spacing w:after="0" w:line="240" w:lineRule="auto"/>
                               <w:jc w:val="center"/>
                               <w:rPr>
-                                <w:color w:val="B4009E"/>
+                                <w:color w:val="C300FF" w:themeColor="accent1"/>
                               </w:rPr>
                             </w:pPr>
                             <w:r>
                               <w:rPr>
-                                <w:color w:val="B4009E"/>
+                                <w:color w:val="C300FF" w:themeColor="accent1"/>
                               </w:rPr>
                               <w:t xml:space="preserve">Wert um </w:t>
                             </w:r>
                             <w:r>
                               <w:rPr>
-                                <w:color w:val="B4009E"/>
+                                <w:color w:val="C300FF" w:themeColor="accent1"/>
                               </w:rPr>
                               <w:t>„</w:t>
                             </w:r>
                             <w:r>
                               <w:rPr>
-                                <w:color w:val="B4009E"/>
+                                <w:color w:val="C300FF" w:themeColor="accent1"/>
                               </w:rPr>
                               <w:t>X</w:t>
                             </w:r>
                             <w:r>
                               <w:rPr>
-                                <w:color w:val="B4009E"/>
+                                <w:color w:val="C300FF" w:themeColor="accent1"/>
                               </w:rPr>
                               <w:t>“</w:t>
                             </w:r>
                             <w:r>
                               <w:rPr>
-                                <w:color w:val="B4009E"/>
+                                <w:color w:val="C300FF" w:themeColor="accent1"/>
                               </w:rPr>
                               <w:t xml:space="preserve"> erhöhen ODER</w:t>
                             </w:r>
@@ -2143,40 +2167,43 @@
                             <w:pPr>
                               <w:spacing w:after="0" w:line="240" w:lineRule="auto"/>
                               <w:jc w:val="center"/>
+                              <w:rPr>
+                                <w:color w:val="C300FF" w:themeColor="accent1"/>
+                              </w:rPr>
                             </w:pPr>
                             <w:r>
                               <w:rPr>
-                                <w:color w:val="B4009E"/>
+                                <w:color w:val="C300FF" w:themeColor="accent1"/>
                               </w:rPr>
                               <w:t xml:space="preserve">durch </w:t>
                             </w:r>
                             <w:r>
                               <w:rPr>
-                                <w:color w:val="B4009E"/>
+                                <w:color w:val="C300FF" w:themeColor="accent1"/>
                               </w:rPr>
                               <w:t xml:space="preserve"> </w:t>
                             </w:r>
                             <w:r>
                               <w:rPr>
-                                <w:color w:val="B4009E"/>
+                                <w:color w:val="C300FF" w:themeColor="accent1"/>
                               </w:rPr>
                               <w:t xml:space="preserve">„- </w:t>
                             </w:r>
                             <w:r>
                               <w:rPr>
-                                <w:color w:val="B4009E"/>
+                                <w:color w:val="C300FF" w:themeColor="accent1"/>
                               </w:rPr>
                               <w:t>X</w:t>
                             </w:r>
                             <w:r>
                               <w:rPr>
-                                <w:color w:val="B4009E"/>
+                                <w:color w:val="C300FF" w:themeColor="accent1"/>
                               </w:rPr>
                               <w:t>“</w:t>
                             </w:r>
                             <w:r>
                               <w:rPr>
-                                <w:color w:val="B4009E"/>
+                                <w:color w:val="C300FF" w:themeColor="accent1"/>
                               </w:rPr>
                               <w:t xml:space="preserve">  mindern</w:t>
                             </w:r>
@@ -2211,36 +2238,36 @@
                         <w:spacing w:after="0" w:line="240" w:lineRule="auto"/>
                         <w:jc w:val="center"/>
                         <w:rPr>
-                          <w:color w:val="B4009E"/>
+                          <w:color w:val="C300FF" w:themeColor="accent1"/>
                         </w:rPr>
                       </w:pPr>
                       <w:r>
                         <w:rPr>
-                          <w:color w:val="B4009E"/>
+                          <w:color w:val="C300FF" w:themeColor="accent1"/>
                         </w:rPr>
                         <w:t xml:space="preserve">Wert um </w:t>
                       </w:r>
                       <w:r>
                         <w:rPr>
-                          <w:color w:val="B4009E"/>
+                          <w:color w:val="C300FF" w:themeColor="accent1"/>
                         </w:rPr>
                         <w:t>„</w:t>
                       </w:r>
                       <w:r>
                         <w:rPr>
-                          <w:color w:val="B4009E"/>
+                          <w:color w:val="C300FF" w:themeColor="accent1"/>
                         </w:rPr>
                         <w:t>X</w:t>
                       </w:r>
                       <w:r>
                         <w:rPr>
-                          <w:color w:val="B4009E"/>
+                          <w:color w:val="C300FF" w:themeColor="accent1"/>
                         </w:rPr>
                         <w:t>“</w:t>
                       </w:r>
                       <w:r>
                         <w:rPr>
-                          <w:color w:val="B4009E"/>
+                          <w:color w:val="C300FF" w:themeColor="accent1"/>
                         </w:rPr>
                         <w:t xml:space="preserve"> erhöhen ODER</w:t>
                       </w:r>
@@ -2249,40 +2276,43 @@
                       <w:pPr>
                         <w:spacing w:after="0" w:line="240" w:lineRule="auto"/>
                         <w:jc w:val="center"/>
+                        <w:rPr>
+                          <w:color w:val="C300FF" w:themeColor="accent1"/>
+                        </w:rPr>
                       </w:pPr>
                       <w:r>
                         <w:rPr>
-                          <w:color w:val="B4009E"/>
+                          <w:color w:val="C300FF" w:themeColor="accent1"/>
                         </w:rPr>
                         <w:t xml:space="preserve">durch </w:t>
                       </w:r>
                       <w:r>
                         <w:rPr>
-                          <w:color w:val="B4009E"/>
+                          <w:color w:val="C300FF" w:themeColor="accent1"/>
                         </w:rPr>
                         <w:t xml:space="preserve"> </w:t>
                       </w:r>
                       <w:r>
                         <w:rPr>
-                          <w:color w:val="B4009E"/>
+                          <w:color w:val="C300FF" w:themeColor="accent1"/>
                         </w:rPr>
                         <w:t xml:space="preserve">„- </w:t>
                       </w:r>
                       <w:r>
                         <w:rPr>
-                          <w:color w:val="B4009E"/>
+                          <w:color w:val="C300FF" w:themeColor="accent1"/>
                         </w:rPr>
                         <w:t>X</w:t>
                       </w:r>
                       <w:r>
                         <w:rPr>
-                          <w:color w:val="B4009E"/>
+                          <w:color w:val="C300FF" w:themeColor="accent1"/>
                         </w:rPr>
                         <w:t>“</w:t>
                       </w:r>
                       <w:r>
                         <w:rPr>
-                          <w:color w:val="B4009E"/>
+                          <w:color w:val="C300FF" w:themeColor="accent1"/>
                         </w:rPr>
                         <w:t xml:space="preserve">  mindern</w:t>
                       </w:r>
@@ -2950,7 +2980,7 @@
           </mc:Choice>
           <mc:Fallback>
             <w:pict>
-              <v:roundrect w14:anchorId="17661364" id="Abgerundetes Rechteck 3" o:spid="_x0000_s1039" style="position:absolute;margin-left:-7.8pt;margin-top:4.3pt;width:258pt;height:193.7pt;z-index:-251669504;visibility:visible;mso-wrap-style:square;mso-width-percent:0;mso-height-percent:0;mso-wrap-distance-left:9pt;mso-wrap-distance-top:0;mso-wrap-distance-right:9pt;mso-wrap-distance-bottom:0;mso-position-horizontal:absolute;mso-position-horizontal-relative:text;mso-position-vertical:absolute;mso-position-vertical-relative:text;mso-width-percent:0;mso-height-percent:0;mso-width-relative:margin;mso-height-relative:margin;v-text-anchor:top" arcsize="10923f" o:gfxdata="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" fillcolor="#f8c8e9 [660]" strokecolor="#b4009e" strokeweight="2pt">
+              <v:roundrect w14:anchorId="17661364" id="Abgerundetes Rechteck 3" o:spid="_x0000_s1039" style="position:absolute;margin-left:-7.8pt;margin-top:4.3pt;width:258pt;height:193.7pt;z-index:-251669504;visibility:visible;mso-wrap-style:square;mso-width-percent:0;mso-height-percent:0;mso-wrap-distance-left:9pt;mso-wrap-distance-top:0;mso-wrap-distance-right:9pt;mso-wrap-distance-bottom:0;mso-position-horizontal:absolute;mso-position-horizontal-relative:text;mso-position-vertical:absolute;mso-position-vertical-relative:text;mso-width-percent:0;mso-height-percent:0;mso-width-relative:margin;mso-height-relative:margin;v-text-anchor:top" arcsize="10923f" o:gfxdata="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" fillcolor="#f3ccff [660]" strokecolor="#b4009e" strokeweight="2pt">
                 <v:textbox>
                   <w:txbxContent>
                     <w:p>
@@ -3212,18 +3242,18 @@
                               <w:spacing w:after="0" w:line="240" w:lineRule="auto"/>
                               <w:jc w:val="center"/>
                               <w:rPr>
-                                <w:color w:val="B4009E"/>
+                                <w:color w:val="C300FF" w:themeColor="accent1"/>
                               </w:rPr>
                             </w:pPr>
                             <w:r>
                               <w:rPr>
-                                <w:color w:val="B4009E"/>
+                                <w:color w:val="C300FF" w:themeColor="accent1"/>
                               </w:rPr>
                               <w:t>o</w:t>
                             </w:r>
                             <w:r>
                               <w:rPr>
-                                <w:color w:val="B4009E"/>
+                                <w:color w:val="C300FF" w:themeColor="accent1"/>
                               </w:rPr>
                               <w:t>der die Sensor-Werte auslesen</w:t>
                             </w:r>
@@ -3264,18 +3294,18 @@
                         <w:spacing w:after="0" w:line="240" w:lineRule="auto"/>
                         <w:jc w:val="center"/>
                         <w:rPr>
-                          <w:color w:val="B4009E"/>
+                          <w:color w:val="C300FF" w:themeColor="accent1"/>
                         </w:rPr>
                       </w:pPr>
                       <w:r>
                         <w:rPr>
-                          <w:color w:val="B4009E"/>
+                          <w:color w:val="C300FF" w:themeColor="accent1"/>
                         </w:rPr>
                         <w:t>o</w:t>
                       </w:r>
                       <w:r>
                         <w:rPr>
-                          <w:color w:val="B4009E"/>
+                          <w:color w:val="C300FF" w:themeColor="accent1"/>
                         </w:rPr>
                         <w:t>der die Sensor-Werte auslesen</w:t>
                       </w:r>
@@ -3354,42 +3384,24 @@
                               <w:spacing w:after="0" w:line="240" w:lineRule="auto"/>
                               <w:jc w:val="center"/>
                               <w:rPr>
-                                <w:color w:val="B4009E"/>
+                                <w:color w:val="C300FF" w:themeColor="accent1"/>
                               </w:rPr>
                             </w:pPr>
                             <w:r>
                               <w:rPr>
-                                <w:color w:val="B4009E"/>
-                              </w:rPr>
-                              <w:t>A</w:t>
+                                <w:color w:val="C300FF" w:themeColor="accent1"/>
+                              </w:rPr>
+                              <w:t>A / B / A</w:t>
                             </w:r>
                             <w:r>
                               <w:rPr>
-                                <w:color w:val="B4009E"/>
-                              </w:rPr>
-                              <w:t xml:space="preserve"> / </w:t>
-                            </w:r>
-                            <w:r>
-                              <w:rPr>
-                                <w:color w:val="B4009E"/>
-                              </w:rPr>
-                              <w:t xml:space="preserve">B </w:t>
-                            </w:r>
-                            <w:r>
-                              <w:rPr>
-                                <w:color w:val="B4009E"/>
-                              </w:rPr>
-                              <w:t>/ A</w:t>
-                            </w:r>
-                            <w:r>
-                              <w:rPr>
-                                <w:color w:val="B4009E"/>
+                                <w:color w:val="C300FF" w:themeColor="accent1"/>
                               </w:rPr>
                               <w:t>+</w:t>
                             </w:r>
                             <w:r>
                               <w:rPr>
-                                <w:color w:val="B4009E"/>
+                                <w:color w:val="C300FF" w:themeColor="accent1"/>
                               </w:rPr>
                               <w:t>B</w:t>
                             </w:r>
@@ -3430,42 +3442,24 @@
                         <w:spacing w:after="0" w:line="240" w:lineRule="auto"/>
                         <w:jc w:val="center"/>
                         <w:rPr>
-                          <w:color w:val="B4009E"/>
+                          <w:color w:val="C300FF" w:themeColor="accent1"/>
                         </w:rPr>
                       </w:pPr>
                       <w:r>
                         <w:rPr>
-                          <w:color w:val="B4009E"/>
-                        </w:rPr>
-                        <w:t>A</w:t>
+                          <w:color w:val="C300FF" w:themeColor="accent1"/>
+                        </w:rPr>
+                        <w:t>A / B / A</w:t>
                       </w:r>
                       <w:r>
                         <w:rPr>
-                          <w:color w:val="B4009E"/>
-                        </w:rPr>
-                        <w:t xml:space="preserve"> / </w:t>
-                      </w:r>
-                      <w:r>
-                        <w:rPr>
-                          <w:color w:val="B4009E"/>
-                        </w:rPr>
-                        <w:t xml:space="preserve">B </w:t>
-                      </w:r>
-                      <w:r>
-                        <w:rPr>
-                          <w:color w:val="B4009E"/>
-                        </w:rPr>
-                        <w:t>/ A</w:t>
-                      </w:r>
-                      <w:r>
-                        <w:rPr>
-                          <w:color w:val="B4009E"/>
+                          <w:color w:val="C300FF" w:themeColor="accent1"/>
                         </w:rPr>
                         <w:t>+</w:t>
                       </w:r>
                       <w:r>
                         <w:rPr>
-                          <w:color w:val="B4009E"/>
+                          <w:color w:val="C300FF" w:themeColor="accent1"/>
                         </w:rPr>
                         <w:t>B</w:t>
                       </w:r>
@@ -3729,30 +3723,30 @@
                               <w:spacing w:after="0" w:line="240" w:lineRule="auto"/>
                               <w:jc w:val="center"/>
                               <w:rPr>
-                                <w:color w:val="B4009E"/>
+                                <w:color w:val="C300FF" w:themeColor="accent1"/>
                               </w:rPr>
                             </w:pPr>
                             <w:r>
                               <w:rPr>
-                                <w:color w:val="B4009E"/>
+                                <w:color w:val="C300FF" w:themeColor="accent1"/>
                               </w:rPr>
                               <w:t xml:space="preserve">Wenn </w:t>
                             </w:r>
                             <w:r>
                               <w:rPr>
-                                <w:color w:val="B4009E"/>
+                                <w:color w:val="C300FF" w:themeColor="accent1"/>
                               </w:rPr>
                               <w:t>die Bedingung der Variable stimmt</w:t>
                             </w:r>
                             <w:r>
                               <w:rPr>
-                                <w:color w:val="B4009E"/>
+                                <w:color w:val="C300FF" w:themeColor="accent1"/>
                               </w:rPr>
                               <w:t>,</w:t>
                             </w:r>
                             <w:r>
                               <w:rPr>
-                                <w:color w:val="B4009E"/>
+                                <w:color w:val="C300FF" w:themeColor="accent1"/>
                               </w:rPr>
                               <w:br/>
                               <w:t xml:space="preserve"> dann …</w:t>
@@ -3788,30 +3782,30 @@
                         <w:spacing w:after="0" w:line="240" w:lineRule="auto"/>
                         <w:jc w:val="center"/>
                         <w:rPr>
-                          <w:color w:val="B4009E"/>
+                          <w:color w:val="C300FF" w:themeColor="accent1"/>
                         </w:rPr>
                       </w:pPr>
                       <w:r>
                         <w:rPr>
-                          <w:color w:val="B4009E"/>
+                          <w:color w:val="C300FF" w:themeColor="accent1"/>
                         </w:rPr>
                         <w:t xml:space="preserve">Wenn </w:t>
                       </w:r>
                       <w:r>
                         <w:rPr>
-                          <w:color w:val="B4009E"/>
+                          <w:color w:val="C300FF" w:themeColor="accent1"/>
                         </w:rPr>
                         <w:t>die Bedingung der Variable stimmt</w:t>
                       </w:r>
                       <w:r>
                         <w:rPr>
-                          <w:color w:val="B4009E"/>
+                          <w:color w:val="C300FF" w:themeColor="accent1"/>
                         </w:rPr>
                         <w:t>,</w:t>
                       </w:r>
                       <w:r>
                         <w:rPr>
-                          <w:color w:val="B4009E"/>
+                          <w:color w:val="C300FF" w:themeColor="accent1"/>
                         </w:rPr>
                         <w:br/>
                         <w:t xml:space="preserve"> dann …</w:t>
@@ -4181,12 +4175,12 @@
                               <w:spacing w:after="0" w:line="240" w:lineRule="auto"/>
                               <w:jc w:val="center"/>
                               <w:rPr>
-                                <w:color w:val="B4009E"/>
+                                <w:color w:val="C300FF" w:themeColor="accent1"/>
                               </w:rPr>
                             </w:pPr>
                             <w:r>
                               <w:rPr>
-                                <w:color w:val="B4009E"/>
+                                <w:color w:val="C300FF" w:themeColor="accent1"/>
                               </w:rPr>
                               <w:t>Variablen  miteinander verrechnen</w:t>
                             </w:r>
@@ -4221,12 +4215,12 @@
                         <w:spacing w:after="0" w:line="240" w:lineRule="auto"/>
                         <w:jc w:val="center"/>
                         <w:rPr>
-                          <w:color w:val="B4009E"/>
+                          <w:color w:val="C300FF" w:themeColor="accent1"/>
                         </w:rPr>
                       </w:pPr>
                       <w:r>
                         <w:rPr>
-                          <w:color w:val="B4009E"/>
+                          <w:color w:val="C300FF" w:themeColor="accent1"/>
                         </w:rPr>
                         <w:t>Variablen  miteinander verrechnen</w:t>
                       </w:r>
@@ -4304,25 +4298,25 @@
                               <w:spacing w:after="0" w:line="240" w:lineRule="auto"/>
                               <w:jc w:val="center"/>
                               <w:rPr>
-                                <w:color w:val="B4009E"/>
+                                <w:color w:val="C300FF" w:themeColor="accent1"/>
                               </w:rPr>
                             </w:pPr>
                             <w:r>
                               <w:rPr>
-                                <w:color w:val="B4009E"/>
+                                <w:color w:val="C300FF" w:themeColor="accent1"/>
                               </w:rPr>
                               <w:t xml:space="preserve">… oder Variablen </w:t>
                             </w:r>
                             <w:r>
                               <w:rPr>
                                 <w:b/>
-                                <w:color w:val="B4009E"/>
+                                <w:color w:val="C300FF" w:themeColor="accent1"/>
                               </w:rPr>
                               <w:t>zufälligen Wert</w:t>
                             </w:r>
                             <w:r>
                               <w:rPr>
-                                <w:color w:val="B4009E"/>
+                                <w:color w:val="C300FF" w:themeColor="accent1"/>
                               </w:rPr>
                               <w:t xml:space="preserve"> zuweisen</w:t>
                             </w:r>
@@ -4357,25 +4351,25 @@
                         <w:spacing w:after="0" w:line="240" w:lineRule="auto"/>
                         <w:jc w:val="center"/>
                         <w:rPr>
-                          <w:color w:val="B4009E"/>
+                          <w:color w:val="C300FF" w:themeColor="accent1"/>
                         </w:rPr>
                       </w:pPr>
                       <w:r>
                         <w:rPr>
-                          <w:color w:val="B4009E"/>
+                          <w:color w:val="C300FF" w:themeColor="accent1"/>
                         </w:rPr>
                         <w:t xml:space="preserve">… oder Variablen </w:t>
                       </w:r>
                       <w:r>
                         <w:rPr>
                           <w:b/>
-                          <w:color w:val="B4009E"/>
+                          <w:color w:val="C300FF" w:themeColor="accent1"/>
                         </w:rPr>
                         <w:t>zufälligen Wert</w:t>
                       </w:r>
                       <w:r>
                         <w:rPr>
-                          <w:color w:val="B4009E"/>
+                          <w:color w:val="C300FF" w:themeColor="accent1"/>
                         </w:rPr>
                         <w:t xml:space="preserve"> zuweisen</w:t>
                       </w:r>
@@ -4763,13 +4757,13 @@
                               <w:spacing w:before="0"/>
                               <w:jc w:val="center"/>
                               <w:rPr>
-                                <w:color w:val="EA5CBD" w:themeColor="accent1" w:themeTint="99"/>
+                                <w:color w:val="DB66FF" w:themeColor="accent1" w:themeTint="99"/>
                                 <w:sz w:val="40"/>
                               </w:rPr>
                             </w:pPr>
                             <w:r>
                               <w:rPr>
-                                <w:color w:val="EA5CBD" w:themeColor="accent1" w:themeTint="99"/>
+                                <w:color w:val="DB66FF" w:themeColor="accent1" w:themeTint="99"/>
                                 <w:sz w:val="40"/>
                               </w:rPr>
                               <w:t>Funk</w:t>
@@ -4804,7 +4798,7 @@
           </mc:Choice>
           <mc:Fallback>
             <w:pict>
-              <v:roundrect w14:anchorId="550E212B" id="Abgerundetes Rechteck 45" o:spid="_x0000_s1048" style="position:absolute;margin-left:0;margin-top:13.35pt;width:247.75pt;height:234.1pt;z-index:251636736;visibility:visible;mso-wrap-style:square;mso-width-percent:0;mso-wrap-distance-left:9pt;mso-wrap-distance-top:0;mso-wrap-distance-right:9pt;mso-wrap-distance-bottom:0;mso-position-horizontal:left;mso-position-horizontal-relative:margin;mso-position-vertical:absolute;mso-position-vertical-relative:text;mso-width-percent:0;mso-width-relative:margin;v-text-anchor:top" arcsize="10923f" o:gfxdata="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" fillcolor="#fcf" strokecolor="#ea5cbd [1940]" strokeweight="2pt">
+              <v:roundrect w14:anchorId="550E212B" id="Abgerundetes Rechteck 45" o:spid="_x0000_s1048" style="position:absolute;margin-left:0;margin-top:13.35pt;width:247.75pt;height:234.1pt;z-index:251636736;visibility:visible;mso-wrap-style:square;mso-width-percent:0;mso-wrap-distance-left:9pt;mso-wrap-distance-top:0;mso-wrap-distance-right:9pt;mso-wrap-distance-bottom:0;mso-position-horizontal:left;mso-position-horizontal-relative:margin;mso-position-vertical:absolute;mso-position-vertical-relative:text;mso-width-percent:0;mso-width-relative:margin;v-text-anchor:top" arcsize="10923f" o:gfxdata="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" fillcolor="#fcf" strokecolor="#db66ff [1940]" strokeweight="2pt">
                 <v:textbox>
                   <w:txbxContent>
                     <w:p>
@@ -4813,13 +4807,13 @@
                         <w:spacing w:before="0"/>
                         <w:jc w:val="center"/>
                         <w:rPr>
-                          <w:color w:val="EA5CBD" w:themeColor="accent1" w:themeTint="99"/>
+                          <w:color w:val="DB66FF" w:themeColor="accent1" w:themeTint="99"/>
                           <w:sz w:val="40"/>
                         </w:rPr>
                       </w:pPr>
                       <w:r>
                         <w:rPr>
-                          <w:color w:val="EA5CBD" w:themeColor="accent1" w:themeTint="99"/>
+                          <w:color w:val="DB66FF" w:themeColor="accent1" w:themeTint="99"/>
                           <w:sz w:val="40"/>
                         </w:rPr>
                         <w:t>Funk</w:t>
@@ -4909,12 +4903,12 @@
                               <w:spacing w:after="0" w:line="240" w:lineRule="auto"/>
                               <w:jc w:val="center"/>
                               <w:rPr>
-                                <w:color w:val="B4009E"/>
+                                <w:color w:val="C300FF" w:themeColor="accent1"/>
                               </w:rPr>
                             </w:pPr>
                             <w:r>
                               <w:rPr>
-                                <w:color w:val="B4009E"/>
+                                <w:color w:val="C300FF" w:themeColor="accent1"/>
                               </w:rPr>
                               <w:t>Nummer der gemeinsamen Gruppe</w:t>
                             </w:r>
@@ -4943,12 +4937,12 @@
                         <w:spacing w:after="0" w:line="240" w:lineRule="auto"/>
                         <w:jc w:val="center"/>
                         <w:rPr>
-                          <w:color w:val="B4009E"/>
+                          <w:color w:val="C300FF" w:themeColor="accent1"/>
                         </w:rPr>
                       </w:pPr>
                       <w:r>
                         <w:rPr>
-                          <w:color w:val="B4009E"/>
+                          <w:color w:val="C300FF" w:themeColor="accent1"/>
                         </w:rPr>
                         <w:t>Nummer der gemeinsamen Gruppe</w:t>
                       </w:r>
@@ -5024,12 +5018,12 @@
                               <w:spacing w:after="0" w:line="240" w:lineRule="auto"/>
                               <w:jc w:val="center"/>
                               <w:rPr>
-                                <w:color w:val="B4009E"/>
+                                <w:color w:val="C300FF" w:themeColor="accent1"/>
                               </w:rPr>
                             </w:pPr>
                             <w:r>
                               <w:rPr>
-                                <w:color w:val="B4009E"/>
+                                <w:color w:val="C300FF" w:themeColor="accent1"/>
                               </w:rPr>
                               <w:t>Programmcode soll X-mal wiederholt werden</w:t>
                             </w:r>
@@ -5064,12 +5058,12 @@
                         <w:spacing w:after="0" w:line="240" w:lineRule="auto"/>
                         <w:jc w:val="center"/>
                         <w:rPr>
-                          <w:color w:val="B4009E"/>
+                          <w:color w:val="C300FF" w:themeColor="accent1"/>
                         </w:rPr>
                       </w:pPr>
                       <w:r>
                         <w:rPr>
-                          <w:color w:val="B4009E"/>
+                          <w:color w:val="C300FF" w:themeColor="accent1"/>
                         </w:rPr>
                         <w:t>Programmcode soll X-mal wiederholt werden</w:t>
                       </w:r>
@@ -5241,12 +5235,12 @@
                               <w:spacing w:after="0" w:line="240" w:lineRule="auto"/>
                               <w:jc w:val="center"/>
                               <w:rPr>
-                                <w:color w:val="B4009E"/>
+                                <w:color w:val="C300FF" w:themeColor="accent1"/>
                               </w:rPr>
                             </w:pPr>
                             <w:r>
                               <w:rPr>
-                                <w:color w:val="B4009E"/>
+                                <w:color w:val="C300FF" w:themeColor="accent1"/>
                               </w:rPr>
                               <w:t>Sende Zahl</w:t>
                             </w:r>
@@ -5256,12 +5250,12 @@
                               <w:spacing w:after="0" w:line="240" w:lineRule="auto"/>
                               <w:jc w:val="center"/>
                               <w:rPr>
-                                <w:color w:val="B4009E"/>
+                                <w:color w:val="C300FF" w:themeColor="accent1"/>
                               </w:rPr>
                             </w:pPr>
                             <w:r>
                               <w:rPr>
-                                <w:color w:val="B4009E"/>
+                                <w:color w:val="C300FF" w:themeColor="accent1"/>
                               </w:rPr>
                               <w:t xml:space="preserve"> </w:t>
                             </w:r>
@@ -5271,18 +5265,18 @@
                               <w:spacing w:after="0" w:line="240" w:lineRule="auto"/>
                               <w:jc w:val="center"/>
                               <w:rPr>
-                                <w:color w:val="B4009E"/>
+                                <w:color w:val="C300FF" w:themeColor="accent1"/>
                               </w:rPr>
                             </w:pPr>
                             <w:r>
                               <w:rPr>
-                                <w:color w:val="B4009E"/>
+                                <w:color w:val="C300FF" w:themeColor="accent1"/>
                               </w:rPr>
                               <w:t>…</w:t>
                             </w:r>
                             <w:r>
                               <w:rPr>
-                                <w:color w:val="B4009E"/>
+                                <w:color w:val="C300FF" w:themeColor="accent1"/>
                               </w:rPr>
                               <w:t xml:space="preserve"> oder Text</w:t>
                             </w:r>
@@ -5311,12 +5305,12 @@
                         <w:spacing w:after="0" w:line="240" w:lineRule="auto"/>
                         <w:jc w:val="center"/>
                         <w:rPr>
-                          <w:color w:val="B4009E"/>
+                          <w:color w:val="C300FF" w:themeColor="accent1"/>
                         </w:rPr>
                       </w:pPr>
                       <w:r>
                         <w:rPr>
-                          <w:color w:val="B4009E"/>
+                          <w:color w:val="C300FF" w:themeColor="accent1"/>
                         </w:rPr>
                         <w:t>Sende Zahl</w:t>
                       </w:r>
@@ -5326,12 +5320,12 @@
                         <w:spacing w:after="0" w:line="240" w:lineRule="auto"/>
                         <w:jc w:val="center"/>
                         <w:rPr>
-                          <w:color w:val="B4009E"/>
+                          <w:color w:val="C300FF" w:themeColor="accent1"/>
                         </w:rPr>
                       </w:pPr>
                       <w:r>
                         <w:rPr>
-                          <w:color w:val="B4009E"/>
+                          <w:color w:val="C300FF" w:themeColor="accent1"/>
                         </w:rPr>
                         <w:t xml:space="preserve"> </w:t>
                       </w:r>
@@ -5341,18 +5335,18 @@
                         <w:spacing w:after="0" w:line="240" w:lineRule="auto"/>
                         <w:jc w:val="center"/>
                         <w:rPr>
-                          <w:color w:val="B4009E"/>
+                          <w:color w:val="C300FF" w:themeColor="accent1"/>
                         </w:rPr>
                       </w:pPr>
                       <w:r>
                         <w:rPr>
-                          <w:color w:val="B4009E"/>
+                          <w:color w:val="C300FF" w:themeColor="accent1"/>
                         </w:rPr>
                         <w:t>…</w:t>
                       </w:r>
                       <w:r>
                         <w:rPr>
-                          <w:color w:val="B4009E"/>
+                          <w:color w:val="C300FF" w:themeColor="accent1"/>
                         </w:rPr>
                         <w:t xml:space="preserve"> oder Text</w:t>
                       </w:r>
@@ -5511,12 +5505,12 @@
                               <w:spacing w:after="0" w:line="240" w:lineRule="auto"/>
                               <w:jc w:val="center"/>
                               <w:rPr>
-                                <w:color w:val="B4009E"/>
+                                <w:color w:val="C300FF" w:themeColor="accent1"/>
                               </w:rPr>
                             </w:pPr>
                             <w:r>
                               <w:rPr>
-                                <w:color w:val="B4009E"/>
+                                <w:color w:val="C300FF" w:themeColor="accent1"/>
                               </w:rPr>
                               <w:t>Wiederhole solange die Bedingung stimmt</w:t>
                             </w:r>
@@ -5551,12 +5545,12 @@
                         <w:spacing w:after="0" w:line="240" w:lineRule="auto"/>
                         <w:jc w:val="center"/>
                         <w:rPr>
-                          <w:color w:val="B4009E"/>
+                          <w:color w:val="C300FF" w:themeColor="accent1"/>
                         </w:rPr>
                       </w:pPr>
                       <w:r>
                         <w:rPr>
-                          <w:color w:val="B4009E"/>
+                          <w:color w:val="C300FF" w:themeColor="accent1"/>
                         </w:rPr>
                         <w:t>Wiederhole solange die Bedingung stimmt</w:t>
                       </w:r>
@@ -5713,12 +5707,12 @@
                               <w:spacing w:after="0" w:line="240" w:lineRule="auto"/>
                               <w:jc w:val="center"/>
                               <w:rPr>
-                                <w:color w:val="B4009E"/>
+                                <w:color w:val="C300FF" w:themeColor="accent1"/>
                               </w:rPr>
                             </w:pPr>
                             <w:r>
                               <w:rPr>
-                                <w:color w:val="B4009E"/>
+                                <w:color w:val="C300FF" w:themeColor="accent1"/>
                               </w:rPr>
                               <w:t>„Zähl-Schleife“</w:t>
                             </w:r>
@@ -5753,12 +5747,12 @@
                         <w:spacing w:after="0" w:line="240" w:lineRule="auto"/>
                         <w:jc w:val="center"/>
                         <w:rPr>
-                          <w:color w:val="B4009E"/>
+                          <w:color w:val="C300FF" w:themeColor="accent1"/>
                         </w:rPr>
                       </w:pPr>
                       <w:r>
                         <w:rPr>
-                          <w:color w:val="B4009E"/>
+                          <w:color w:val="C300FF" w:themeColor="accent1"/>
                         </w:rPr>
                         <w:t>„Zähl-Schleife“</w:t>
                       </w:r>
@@ -5913,12 +5907,12 @@
                               <w:spacing w:after="0" w:line="240" w:lineRule="auto"/>
                               <w:jc w:val="center"/>
                               <w:rPr>
-                                <w:color w:val="B4009E"/>
+                                <w:color w:val="C300FF" w:themeColor="accent1"/>
                               </w:rPr>
                             </w:pPr>
                             <w:r>
                               <w:rPr>
-                                <w:color w:val="B4009E"/>
+                                <w:color w:val="C300FF" w:themeColor="accent1"/>
                               </w:rPr>
                               <w:t>Empfange Nachricht</w:t>
                             </w:r>
@@ -5947,12 +5941,12 @@
                         <w:spacing w:after="0" w:line="240" w:lineRule="auto"/>
                         <w:jc w:val="center"/>
                         <w:rPr>
-                          <w:color w:val="B4009E"/>
+                          <w:color w:val="C300FF" w:themeColor="accent1"/>
                         </w:rPr>
                       </w:pPr>
                       <w:r>
                         <w:rPr>
-                          <w:color w:val="B4009E"/>
+                          <w:color w:val="C300FF" w:themeColor="accent1"/>
                         </w:rPr>
                         <w:t>Empfange Nachricht</w:t>
                       </w:r>
@@ -6030,24 +6024,24 @@
                               <w:spacing w:after="0" w:line="240" w:lineRule="auto"/>
                               <w:jc w:val="center"/>
                               <w:rPr>
-                                <w:color w:val="B4009E"/>
+                                <w:color w:val="C300FF" w:themeColor="accent1"/>
                               </w:rPr>
                             </w:pPr>
                             <w:r>
                               <w:rPr>
-                                <w:color w:val="B4009E"/>
+                                <w:color w:val="C300FF" w:themeColor="accent1"/>
                               </w:rPr>
                               <w:t>Eine Array-Liste durchgehen</w:t>
                             </w:r>
                             <w:r>
                               <w:rPr>
-                                <w:color w:val="B4009E"/>
+                                <w:color w:val="C300FF" w:themeColor="accent1"/>
                               </w:rPr>
                               <w:t xml:space="preserve"> </w:t>
                             </w:r>
                             <w:r>
                               <w:rPr>
-                                <w:color w:val="B4009E"/>
+                                <w:color w:val="C300FF" w:themeColor="accent1"/>
                               </w:rPr>
                               <w:t>…</w:t>
                             </w:r>
@@ -6082,24 +6076,24 @@
                         <w:spacing w:after="0" w:line="240" w:lineRule="auto"/>
                         <w:jc w:val="center"/>
                         <w:rPr>
-                          <w:color w:val="B4009E"/>
+                          <w:color w:val="C300FF" w:themeColor="accent1"/>
                         </w:rPr>
                       </w:pPr>
                       <w:r>
                         <w:rPr>
-                          <w:color w:val="B4009E"/>
+                          <w:color w:val="C300FF" w:themeColor="accent1"/>
                         </w:rPr>
                         <w:t>Eine Array-Liste durchgehen</w:t>
                       </w:r>
                       <w:r>
                         <w:rPr>
-                          <w:color w:val="B4009E"/>
+                          <w:color w:val="C300FF" w:themeColor="accent1"/>
                         </w:rPr>
                         <w:t xml:space="preserve"> </w:t>
                       </w:r>
                       <w:r>
                         <w:rPr>
-                          <w:color w:val="B4009E"/>
+                          <w:color w:val="C300FF" w:themeColor="accent1"/>
                         </w:rPr>
                         <w:t>…</w:t>
                       </w:r>
@@ -6300,12 +6294,12 @@
                               <w:spacing w:after="0" w:line="240" w:lineRule="auto"/>
                               <w:jc w:val="center"/>
                               <w:rPr>
-                                <w:color w:val="B4009E"/>
+                                <w:color w:val="C300FF" w:themeColor="accent1"/>
                               </w:rPr>
                             </w:pPr>
                             <w:r>
                               <w:rPr>
-                                <w:color w:val="B4009E"/>
+                                <w:color w:val="C300FF" w:themeColor="accent1"/>
                               </w:rPr>
                               <w:t>Anleitung zum ausgewählten Projekt</w:t>
                             </w:r>
@@ -6340,12 +6334,12 @@
                         <w:spacing w:after="0" w:line="240" w:lineRule="auto"/>
                         <w:jc w:val="center"/>
                         <w:rPr>
-                          <w:color w:val="B4009E"/>
+                          <w:color w:val="C300FF" w:themeColor="accent1"/>
                         </w:rPr>
                       </w:pPr>
                       <w:r>
                         <w:rPr>
-                          <w:color w:val="B4009E"/>
+                          <w:color w:val="C300FF" w:themeColor="accent1"/>
                         </w:rPr>
                         <w:t>Anleitung zum ausgewählten Projekt</w:t>
                       </w:r>
@@ -6479,12 +6473,12 @@
                               <w:spacing w:after="0" w:line="240" w:lineRule="auto"/>
                               <w:jc w:val="center"/>
                               <w:rPr>
-                                <w:color w:val="B4009E"/>
+                                <w:color w:val="C300FF" w:themeColor="accent1"/>
                               </w:rPr>
                             </w:pPr>
                             <w:r>
                               <w:rPr>
-                                <w:color w:val="B4009E"/>
+                                <w:color w:val="C300FF" w:themeColor="accent1"/>
                               </w:rPr>
                               <w:t>Element auswählen</w:t>
                             </w:r>
@@ -6519,12 +6513,12 @@
                         <w:spacing w:after="0" w:line="240" w:lineRule="auto"/>
                         <w:jc w:val="center"/>
                         <w:rPr>
-                          <w:color w:val="B4009E"/>
+                          <w:color w:val="C300FF" w:themeColor="accent1"/>
                         </w:rPr>
                       </w:pPr>
                       <w:r>
                         <w:rPr>
-                          <w:color w:val="B4009E"/>
+                          <w:color w:val="C300FF" w:themeColor="accent1"/>
                         </w:rPr>
                         <w:t>Element auswählen</w:t>
                       </w:r>
@@ -6597,12 +6591,12 @@
                               <w:spacing w:after="0" w:line="240" w:lineRule="auto"/>
                               <w:jc w:val="center"/>
                               <w:rPr>
-                                <w:color w:val="B4009E"/>
+                                <w:color w:val="C300FF" w:themeColor="accent1"/>
                               </w:rPr>
                             </w:pPr>
                             <w:r>
                               <w:rPr>
-                                <w:color w:val="B4009E"/>
+                                <w:color w:val="C300FF" w:themeColor="accent1"/>
                               </w:rPr>
                               <w:t>… und hier platzieren</w:t>
                             </w:r>
@@ -6637,12 +6631,12 @@
                         <w:spacing w:after="0" w:line="240" w:lineRule="auto"/>
                         <w:jc w:val="center"/>
                         <w:rPr>
-                          <w:color w:val="B4009E"/>
+                          <w:color w:val="C300FF" w:themeColor="accent1"/>
                         </w:rPr>
                       </w:pPr>
                       <w:r>
                         <w:rPr>
-                          <w:color w:val="B4009E"/>
+                          <w:color w:val="C300FF" w:themeColor="accent1"/>
                         </w:rPr>
                         <w:t>… und hier platzieren</w:t>
                       </w:r>
@@ -6720,12 +6714,12 @@
                               <w:spacing w:after="0" w:line="240" w:lineRule="auto"/>
                               <w:jc w:val="center"/>
                               <w:rPr>
-                                <w:color w:val="B4009E"/>
+                                <w:color w:val="C300FF" w:themeColor="accent1"/>
                               </w:rPr>
                             </w:pPr>
                             <w:r>
                               <w:rPr>
-                                <w:color w:val="B4009E"/>
+                                <w:color w:val="C300FF" w:themeColor="accent1"/>
                               </w:rPr>
                               <w:t>Kategorie wählen</w:t>
                             </w:r>
@@ -6760,12 +6754,12 @@
                         <w:spacing w:after="0" w:line="240" w:lineRule="auto"/>
                         <w:jc w:val="center"/>
                         <w:rPr>
-                          <w:color w:val="B4009E"/>
+                          <w:color w:val="C300FF" w:themeColor="accent1"/>
                         </w:rPr>
                       </w:pPr>
                       <w:r>
                         <w:rPr>
-                          <w:color w:val="B4009E"/>
+                          <w:color w:val="C300FF" w:themeColor="accent1"/>
                         </w:rPr>
                         <w:t>Kategorie wählen</w:t>
                       </w:r>
@@ -6837,12 +6831,12 @@
                             <w:pPr>
                               <w:spacing w:after="0" w:line="240" w:lineRule="auto"/>
                               <w:rPr>
-                                <w:color w:val="B4009E"/>
+                                <w:color w:val="C300FF" w:themeColor="accent1"/>
                               </w:rPr>
                             </w:pPr>
                             <w:r>
                               <w:rPr>
-                                <w:color w:val="B4009E"/>
+                                <w:color w:val="C300FF" w:themeColor="accent1"/>
                               </w:rPr>
                               <w:t>Projektidee  auswählen</w:t>
                             </w:r>
@@ -6876,12 +6870,12 @@
                       <w:pPr>
                         <w:spacing w:after="0" w:line="240" w:lineRule="auto"/>
                         <w:rPr>
-                          <w:color w:val="B4009E"/>
+                          <w:color w:val="C300FF" w:themeColor="accent1"/>
                         </w:rPr>
                       </w:pPr>
                       <w:r>
                         <w:rPr>
-                          <w:color w:val="B4009E"/>
+                          <w:color w:val="C300FF" w:themeColor="accent1"/>
                         </w:rPr>
                         <w:t>Projektidee  auswählen</w:t>
                       </w:r>
@@ -6956,12 +6950,12 @@
                               <w:spacing w:after="0" w:line="240" w:lineRule="auto"/>
                               <w:jc w:val="center"/>
                               <w:rPr>
-                                <w:color w:val="B4009E"/>
+                                <w:color w:val="C300FF" w:themeColor="accent1"/>
                               </w:rPr>
                             </w:pPr>
                             <w:r>
                               <w:rPr>
-                                <w:color w:val="B4009E"/>
+                                <w:color w:val="C300FF" w:themeColor="accent1"/>
                               </w:rPr>
                               <w:t>Digital die Programmierung testen</w:t>
                             </w:r>
@@ -6996,12 +6990,12 @@
                         <w:spacing w:after="0" w:line="240" w:lineRule="auto"/>
                         <w:jc w:val="center"/>
                         <w:rPr>
-                          <w:color w:val="B4009E"/>
+                          <w:color w:val="C300FF" w:themeColor="accent1"/>
                         </w:rPr>
                       </w:pPr>
                       <w:r>
                         <w:rPr>
-                          <w:color w:val="B4009E"/>
+                          <w:color w:val="C300FF" w:themeColor="accent1"/>
                         </w:rPr>
                         <w:t>Digital die Programmierung testen</w:t>
                       </w:r>
@@ -7019,7 +7013,7 @@
           <w:lang w:eastAsia="de-DE"/>
         </w:rPr>
         <w:drawing>
-          <wp:anchor distT="0" distB="0" distL="114300" distR="114300" simplePos="0" relativeHeight="251677696" behindDoc="0" locked="0" layoutInCell="1" allowOverlap="1" wp14:anchorId="7D05E0C9" wp14:editId="1944297A">
+          <wp:anchor distT="0" distB="0" distL="114300" distR="114300" simplePos="0" relativeHeight="251677696" behindDoc="0" locked="0" layoutInCell="1" allowOverlap="1" wp14:anchorId="7D05E0C9" wp14:editId="01714C77">
             <wp:simplePos x="0" y="0"/>
             <wp:positionH relativeFrom="column">
               <wp:posOffset>3583940</wp:posOffset>
@@ -7145,7 +7139,7 @@
           </mc:Choice>
           <mc:Fallback>
             <w:pict>
-              <v:shapetype w14:anchorId="4BB9ACA7" id="_x0000_t94" coordsize="21600,21600" o:spt="94" adj="16200,5400" path="m@0,l@0@1,0@1@5,10800,0@2@0@2@0,21600,21600,10800xe">
+              <v:shapetype w14:anchorId="2EC55399" id="_x0000_t94" coordsize="21600,21600" o:spt="94" adj="16200,5400" path="m@0,l@0@1,0@1@5,10800,0@2@0@2@0,21600,21600,10800xe">
                 <v:stroke joinstyle="miter"/>
                 <v:formulas>
                   <v:f eqn="val #0"/>
@@ -7161,7 +7155,7 @@
                   <v:h position="#0,#1" xrange="0,21600" yrange="0,10800"/>
                 </v:handles>
               </v:shapetype>
-              <v:shape id="Eingekerbter Pfeil nach rechts 4101" o:spid="_x0000_s1026" type="#_x0000_t94" style="position:absolute;margin-left:240.2pt;margin-top:279.6pt;width:40.3pt;height:20.55pt;z-index:252054528;visibility:visible;mso-wrap-style:square;mso-wrap-distance-left:9pt;mso-wrap-distance-top:0;mso-wrap-distance-right:9pt;mso-wrap-distance-bottom:0;mso-position-horizontal:absolute;mso-position-horizontal-relative:text;mso-position-vertical:absolute;mso-position-vertical-relative:text;v-text-anchor:middle" o:gfxdata="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" adj="16093" fillcolor="#b51783 [3204]" strokecolor="#590b40 [1604]" strokeweight="2pt"/>
+              <v:shape id="Eingekerbter Pfeil nach rechts 4101" o:spid="_x0000_s1026" type="#_x0000_t94" style="position:absolute;margin-left:240.2pt;margin-top:279.6pt;width:40.3pt;height:20.55pt;z-index:251678720;visibility:visible;mso-wrap-style:square;mso-wrap-distance-left:9pt;mso-wrap-distance-top:0;mso-wrap-distance-right:9pt;mso-wrap-distance-bottom:0;mso-position-horizontal:absolute;mso-position-horizontal-relative:text;mso-position-vertical:absolute;mso-position-vertical-relative:text;v-text-anchor:middle" o:gfxdata="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" adj="16093" fillcolor="#c300ff [3204]" strokecolor="#61007f [1604]" strokeweight="2pt"/>
             </w:pict>
           </mc:Fallback>
         </mc:AlternateContent>
@@ -7226,56 +7220,56 @@
                             <w:pPr>
                               <w:spacing w:after="0" w:line="240" w:lineRule="auto"/>
                               <w:rPr>
-                                <w:color w:val="B4009E"/>
+                                <w:color w:val="C300FF" w:themeColor="accent1"/>
                               </w:rPr>
                             </w:pPr>
                             <w:r>
                               <w:rPr>
-                                <w:color w:val="B4009E"/>
+                                <w:color w:val="C300FF" w:themeColor="accent1"/>
                               </w:rPr>
                               <w:t xml:space="preserve">Wenn das Programm fertig ist, </w:t>
                             </w:r>
                             <w:r>
                               <w:rPr>
-                                <w:color w:val="B4009E"/>
+                                <w:color w:val="C300FF" w:themeColor="accent1"/>
                               </w:rPr>
                               <w:t xml:space="preserve"> </w:t>
                             </w:r>
                             <w:r>
                               <w:rPr>
-                                <w:color w:val="B4009E"/>
+                                <w:color w:val="C300FF" w:themeColor="accent1"/>
                               </w:rPr>
                               <w:t>herunterladen</w:t>
                             </w:r>
                             <w:r>
                               <w:rPr>
-                                <w:color w:val="B4009E"/>
+                                <w:color w:val="C300FF" w:themeColor="accent1"/>
                               </w:rPr>
                               <w:t xml:space="preserve">, </w:t>
                             </w:r>
                             <w:proofErr w:type="spellStart"/>
                             <w:r>
                               <w:rPr>
-                                <w:color w:val="B4009E"/>
+                                <w:color w:val="C300FF" w:themeColor="accent1"/>
                               </w:rPr>
                               <w:t>mic</w:t>
                             </w:r>
                             <w:r>
                               <w:rPr>
-                                <w:color w:val="B4009E"/>
+                                <w:color w:val="C300FF" w:themeColor="accent1"/>
                               </w:rPr>
                               <w:t>r</w:t>
                             </w:r>
                             <w:r>
                               <w:rPr>
-                                <w:color w:val="B4009E"/>
+                                <w:color w:val="C300FF" w:themeColor="accent1"/>
                               </w:rPr>
                               <w:t>o:bit</w:t>
                             </w:r>
                             <w:proofErr w:type="spellEnd"/>
                             <w:r>
                               <w:rPr>
-                                <w:color w:val="B4009E"/>
+                                <w:color w:val="C300FF" w:themeColor="accent1"/>
                               </w:rPr>
                               <w:t xml:space="preserve"> anschließen &amp; die Software auf MICROBIT kopieren</w:t>
                             </w:r>
@@ -7309,56 +7303,56 @@
                       <w:pPr>
                         <w:spacing w:after="0" w:line="240" w:lineRule="auto"/>
                         <w:rPr>
-                          <w:color w:val="B4009E"/>
+                          <w:color w:val="C300FF" w:themeColor="accent1"/>
                         </w:rPr>
                       </w:pPr>
                       <w:r>
                         <w:rPr>
-                          <w:color w:val="B4009E"/>
+                          <w:color w:val="C300FF" w:themeColor="accent1"/>
                         </w:rPr>
                         <w:t xml:space="preserve">Wenn das Programm fertig ist, </w:t>
                       </w:r>
                       <w:r>
                         <w:rPr>
-                          <w:color w:val="B4009E"/>
+                          <w:color w:val="C300FF" w:themeColor="accent1"/>
                         </w:rPr>
                         <w:t xml:space="preserve"> </w:t>
                       </w:r>
                       <w:r>
                         <w:rPr>
-                          <w:color w:val="B4009E"/>
+                          <w:color w:val="C300FF" w:themeColor="accent1"/>
                         </w:rPr>
                         <w:t>herunterladen</w:t>
                       </w:r>
                       <w:r>
                         <w:rPr>
-                          <w:color w:val="B4009E"/>
+                          <w:color w:val="C300FF" w:themeColor="accent1"/>
                         </w:rPr>
                         <w:t xml:space="preserve">, </w:t>
                       </w:r>
                       <w:proofErr w:type="spellStart"/>
                       <w:r>
                         <w:rPr>
-                          <w:color w:val="B4009E"/>
+                          <w:color w:val="C300FF" w:themeColor="accent1"/>
                         </w:rPr>
                         <w:t>mic</w:t>
                       </w:r>
                       <w:r>
                         <w:rPr>
-                          <w:color w:val="B4009E"/>
+                          <w:color w:val="C300FF" w:themeColor="accent1"/>
                         </w:rPr>
                         <w:t>r</w:t>
                       </w:r>
                       <w:r>
                         <w:rPr>
-                          <w:color w:val="B4009E"/>
+                          <w:color w:val="C300FF" w:themeColor="accent1"/>
                         </w:rPr>
                         <w:t>o:bit</w:t>
                       </w:r>
                       <w:proofErr w:type="spellEnd"/>
                       <w:r>
                         <w:rPr>
-                          <w:color w:val="B4009E"/>
+                          <w:color w:val="C300FF" w:themeColor="accent1"/>
                         </w:rPr>
                         <w:t xml:space="preserve"> anschließen &amp; die Software auf MICROBIT kopieren</w:t>
                       </w:r>
@@ -7488,7 +7482,7 @@
           </mc:Choice>
           <mc:Fallback>
             <w:pict>
-              <v:roundrect w14:anchorId="16465C55" id="Abgerundetes Rechteck 4103" o:spid="_x0000_s1064" style="position:absolute;margin-left:370.95pt;margin-top:290.6pt;width:139.75pt;height:33.4pt;z-index:251679744;visibility:visible;mso-wrap-style:square;mso-width-percent:0;mso-height-percent:0;mso-wrap-distance-left:9pt;mso-wrap-distance-top:0;mso-wrap-distance-right:9pt;mso-wrap-distance-bottom:0;mso-position-horizontal:absolute;mso-position-horizontal-relative:text;mso-position-vertical:absolute;mso-position-vertical-relative:text;mso-width-percent:0;mso-height-percent:0;mso-width-relative:margin;mso-height-relative:margin;v-text-anchor:middle" arcsize="10923f" o:gfxdata="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" fillcolor="#b51783 [3204]" strokecolor="#590b40 [1604]" strokeweight="2pt">
+              <v:roundrect w14:anchorId="16465C55" id="Abgerundetes Rechteck 4103" o:spid="_x0000_s1064" style="position:absolute;margin-left:370.95pt;margin-top:290.6pt;width:139.75pt;height:33.4pt;z-index:251679744;visibility:visible;mso-wrap-style:square;mso-width-percent:0;mso-height-percent:0;mso-wrap-distance-left:9pt;mso-wrap-distance-top:0;mso-wrap-distance-right:9pt;mso-wrap-distance-bottom:0;mso-position-horizontal:absolute;mso-position-horizontal-relative:text;mso-position-vertical:absolute;mso-position-vertical-relative:text;mso-width-percent:0;mso-height-percent:0;mso-width-relative:margin;mso-height-relative:margin;v-text-anchor:middle" arcsize="10923f" o:gfxdata="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" fillcolor="#c300ff [3204]" strokecolor="#61007f [1604]" strokeweight="2pt">
                 <v:textbox>
                   <w:txbxContent>
                     <w:p>
@@ -7585,7 +7579,7 @@
                           <w:p>
                             <w:pPr>
                               <w:rPr>
-                                <w:color w:val="B51783" w:themeColor="accent1"/>
+                                <w:color w:val="C300FF" w:themeColor="accent1"/>
                                 <w:sz w:val="40"/>
                                 <w14:shadow w14:blurRad="38100" w14:dist="25400" w14:dir="5400000" w14:sx="100000" w14:sy="100000" w14:kx="0" w14:ky="0" w14:algn="ctr">
                                   <w14:srgbClr w14:val="6E747A">
@@ -7601,7 +7595,7 @@
                             </w:pPr>
                             <w:r>
                               <w:rPr>
-                                <w:color w:val="B51783" w:themeColor="accent1"/>
+                                <w:color w:val="C300FF" w:themeColor="accent1"/>
                                 <w:sz w:val="40"/>
                                 <w14:shadow w14:blurRad="38100" w14:dist="25400" w14:dir="5400000" w14:sx="100000" w14:sy="100000" w14:kx="0" w14:ky="0" w14:algn="ctr">
                                   <w14:srgbClr w14:val="6E747A">
@@ -7646,7 +7640,7 @@
                     <w:p>
                       <w:pPr>
                         <w:rPr>
-                          <w:color w:val="B51783" w:themeColor="accent1"/>
+                          <w:color w:val="C300FF" w:themeColor="accent1"/>
                           <w:sz w:val="40"/>
                           <w14:shadow w14:blurRad="38100" w14:dist="25400" w14:dir="5400000" w14:sx="100000" w14:sy="100000" w14:kx="0" w14:ky="0" w14:algn="ctr">
                             <w14:srgbClr w14:val="6E747A">
@@ -7662,7 +7656,7 @@
                       </w:pPr>
                       <w:r>
                         <w:rPr>
-                          <w:color w:val="B51783" w:themeColor="accent1"/>
+                          <w:color w:val="C300FF" w:themeColor="accent1"/>
                           <w:sz w:val="40"/>
                           <w14:shadow w14:blurRad="38100" w14:dist="25400" w14:dir="5400000" w14:sx="100000" w14:sy="100000" w14:kx="0" w14:ky="0" w14:algn="ctr">
                             <w14:srgbClr w14:val="6E747A">
@@ -7702,7 +7696,7 @@
 </file>
 
 <file path=word/endnotes.xml><?xml version="1.0" encoding="utf-8"?>
-<w:endnotes xmlns:wpc="http://schemas.microsoft.com/office/word/2010/wordprocessingCanvas" xmlns:cx="http://schemas.microsoft.com/office/drawing/2014/chartex" xmlns:cx1="http://schemas.microsoft.com/office/drawing/2015/9/8/chartex" xmlns:cx2="http://schemas.microsoft.com/office/drawing/2015/10/21/chartex" xmlns:cx3="http://schemas.microsoft.com/office/drawing/2016/5/9/chartex" xmlns:cx4="http://schemas.microsoft.com/office/drawing/2016/5/10/chartex" xmlns:cx5="http://schemas.microsoft.com/office/drawing/2016/5/11/chartex" xmlns:cx6="http://schemas.microsoft.com/office/drawing/2016/5/12/chartex" xmlns:cx7="http://schemas.microsoft.com/office/drawing/2016/5/13/chartex" xmlns:cx8="http://schemas.microsoft.com/office/drawing/2016/5/14/chartex" xmlns:mc="http://schemas.openxmlformats.org/markup-compatibility/2006" xmlns:aink="http://schemas.microsoft.com/office/drawing/2016/ink" xmlns:am3d="http://schemas.microsoft.com/office/drawing/2017/model3d" xmlns:o="urn:schemas-microsoft-com:office:office" xmlns:oel="http://schemas.microsoft.com/office/2019/extlst" xmlns:r="http://schemas.openxmlformats.org/officeDocument/2006/relationships" xmlns:m="http://schemas.openxmlformats.org/officeDocument/2006/math" xmlns:v="urn:schemas-microsoft-com:vml" xmlns:wp14="http://schemas.microsoft.com/office/word/2010/wordprocessingDrawing" xmlns:wp="http://schemas.openxmlformats.org/drawingml/2006/wordprocessingDrawing" xmlns:w10="urn:schemas-microsoft-com:office:word" xmlns:w="http://schemas.openxmlformats.org/wordprocessingml/2006/main" xmlns:w14="http://schemas.microsoft.com/office/word/2010/wordml" xmlns:w15="http://schemas.microsoft.com/office/word/2012/wordml" xmlns:w16cex="http://schemas.microsoft.com/office/word/2018/wordml/cex" xmlns:w16cid="http://schemas.microsoft.com/office/word/2016/wordml/cid" xmlns:w16="http://schemas.microsoft.com/office/word/2018/wordml" xmlns:w16sdtdh="http://schemas.microsoft.com/office/word/2020/wordml/sdtdatahash" xmlns:w16se="http://schemas.microsoft.com/office/word/2015/wordml/symex" xmlns:wpg="http://schemas.microsoft.com/office/word/2010/wordprocessingGroup" xmlns:wpi="http://schemas.microsoft.com/office/word/2010/wordprocessingInk" xmlns:wne="http://schemas.microsoft.com/office/word/2006/wordml" xmlns:wps="http://schemas.microsoft.com/office/word/2010/wordprocessingShape" mc:Ignorable="w14 w15 w16se w16cid w16 w16cex w16sdtdh wp14">
+<w:endnotes xmlns:wpc="http://schemas.microsoft.com/office/word/2010/wordprocessingCanvas" xmlns:cx="http://schemas.microsoft.com/office/drawing/2014/chartex" xmlns:cx1="http://schemas.microsoft.com/office/drawing/2015/9/8/chartex" xmlns:cx2="http://schemas.microsoft.com/office/drawing/2015/10/21/chartex" xmlns:cx3="http://schemas.microsoft.com/office/drawing/2016/5/9/chartex" xmlns:cx4="http://schemas.microsoft.com/office/drawing/2016/5/10/chartex" xmlns:cx5="http://schemas.microsoft.com/office/drawing/2016/5/11/chartex" xmlns:cx6="http://schemas.microsoft.com/office/drawing/2016/5/12/chartex" xmlns:cx7="http://schemas.microsoft.com/office/drawing/2016/5/13/chartex" xmlns:cx8="http://schemas.microsoft.com/office/drawing/2016/5/14/chartex" xmlns:mc="http://schemas.openxmlformats.org/markup-compatibility/2006" xmlns:aink="http://schemas.microsoft.com/office/drawing/2016/ink" xmlns:am3d="http://schemas.microsoft.com/office/drawing/2017/model3d" xmlns:o="urn:schemas-microsoft-com:office:office" xmlns:oel="http://schemas.microsoft.com/office/2019/extlst" xmlns:r="http://schemas.openxmlformats.org/officeDocument/2006/relationships" xmlns:m="http://schemas.openxmlformats.org/officeDocument/2006/math" xmlns:v="urn:schemas-microsoft-com:vml" xmlns:wp14="http://schemas.microsoft.com/office/word/2010/wordprocessingDrawing" xmlns:wp="http://schemas.openxmlformats.org/drawingml/2006/wordprocessingDrawing" xmlns:w10="urn:schemas-microsoft-com:office:word" xmlns:w="http://schemas.openxmlformats.org/wordprocessingml/2006/main" xmlns:w14="http://schemas.microsoft.com/office/word/2010/wordml" xmlns:w15="http://schemas.microsoft.com/office/word/2012/wordml" xmlns:w16cex="http://schemas.microsoft.com/office/word/2018/wordml/cex" xmlns:w16cid="http://schemas.microsoft.com/office/word/2016/wordml/cid" xmlns:w16="http://schemas.microsoft.com/office/word/2018/wordml" xmlns:w16du="http://schemas.microsoft.com/office/word/2023/wordml/word16du" xmlns:w16sdtdh="http://schemas.microsoft.com/office/word/2020/wordml/sdtdatahash" xmlns:w16sdtfl="http://schemas.microsoft.com/office/word/2024/wordml/sdtformatlock" xmlns:w16se="http://schemas.microsoft.com/office/word/2015/wordml/symex" xmlns:wpg="http://schemas.microsoft.com/office/word/2010/wordprocessingGroup" xmlns:wpi="http://schemas.microsoft.com/office/word/2010/wordprocessingInk" xmlns:wne="http://schemas.microsoft.com/office/word/2006/wordml" xmlns:wps="http://schemas.microsoft.com/office/word/2010/wordprocessingShape" mc:Ignorable="w14 w15 w16se w16cid w16 w16cex w16sdtdh w16sdtfl w16du wp14">
   <w:endnote w:type="separator" w:id="-1">
     <w:p>
       <w:pPr>
@@ -7727,7 +7721,7 @@
 </file>
 
 <file path=word/footer1.xml><?xml version="1.0" encoding="utf-8"?>
-<w:ftr xmlns:wpc="http://schemas.microsoft.com/office/word/2010/wordprocessingCanvas" xmlns:cx="http://schemas.microsoft.com/office/drawing/2014/chartex" xmlns:cx1="http://schemas.microsoft.com/office/drawing/2015/9/8/chartex" xmlns:cx2="http://schemas.microsoft.com/office/drawing/2015/10/21/chartex" xmlns:cx3="http://schemas.microsoft.com/office/drawing/2016/5/9/chartex" xmlns:cx4="http://schemas.microsoft.com/office/drawing/2016/5/10/chartex" xmlns:cx5="http://schemas.microsoft.com/office/drawing/2016/5/11/chartex" xmlns:cx6="http://schemas.microsoft.com/office/drawing/2016/5/12/chartex" xmlns:cx7="http://schemas.microsoft.com/office/drawing/2016/5/13/chartex" xmlns:cx8="http://schemas.microsoft.com/office/drawing/2016/5/14/chartex" xmlns:mc="http://schemas.openxmlformats.org/markup-compatibility/2006" xmlns:aink="http://schemas.microsoft.com/office/drawing/2016/ink" xmlns:am3d="http://schemas.microsoft.com/office/drawing/2017/model3d" xmlns:o="urn:schemas-microsoft-com:office:office" xmlns:oel="http://schemas.microsoft.com/office/2019/extlst" xmlns:r="http://schemas.openxmlformats.org/officeDocument/2006/relationships" xmlns:m="http://schemas.openxmlformats.org/officeDocument/2006/math" xmlns:v="urn:schemas-microsoft-com:vml" xmlns:wp14="http://schemas.microsoft.com/office/word/2010/wordprocessingDrawing" xmlns:wp="http://schemas.openxmlformats.org/drawingml/2006/wordprocessingDrawing" xmlns:w10="urn:schemas-microsoft-com:office:word" xmlns:w="http://schemas.openxmlformats.org/wordprocessingml/2006/main" xmlns:w14="http://schemas.microsoft.com/office/word/2010/wordml" xmlns:w15="http://schemas.microsoft.com/office/word/2012/wordml" xmlns:w16cex="http://schemas.microsoft.com/office/word/2018/wordml/cex" xmlns:w16cid="http://schemas.microsoft.com/office/word/2016/wordml/cid" xmlns:w16="http://schemas.microsoft.com/office/word/2018/wordml" xmlns:w16sdtdh="http://schemas.microsoft.com/office/word/2020/wordml/sdtdatahash" xmlns:w16se="http://schemas.microsoft.com/office/word/2015/wordml/symex" xmlns:wpg="http://schemas.microsoft.com/office/word/2010/wordprocessingGroup" xmlns:wpi="http://schemas.microsoft.com/office/word/2010/wordprocessingInk" xmlns:wne="http://schemas.microsoft.com/office/word/2006/wordml" xmlns:wps="http://schemas.microsoft.com/office/word/2010/wordprocessingShape" mc:Ignorable="w14 w15 w16se w16cid w16 w16cex w16sdtdh wp14">
+<w:ftr xmlns:wpc="http://schemas.microsoft.com/office/word/2010/wordprocessingCanvas" xmlns:cx="http://schemas.microsoft.com/office/drawing/2014/chartex" xmlns:cx1="http://schemas.microsoft.com/office/drawing/2015/9/8/chartex" xmlns:cx2="http://schemas.microsoft.com/office/drawing/2015/10/21/chartex" xmlns:cx3="http://schemas.microsoft.com/office/drawing/2016/5/9/chartex" xmlns:cx4="http://schemas.microsoft.com/office/drawing/2016/5/10/chartex" xmlns:cx5="http://schemas.microsoft.com/office/drawing/2016/5/11/chartex" xmlns:cx6="http://schemas.microsoft.com/office/drawing/2016/5/12/chartex" xmlns:cx7="http://schemas.microsoft.com/office/drawing/2016/5/13/chartex" xmlns:cx8="http://schemas.microsoft.com/office/drawing/2016/5/14/chartex" xmlns:mc="http://schemas.openxmlformats.org/markup-compatibility/2006" xmlns:aink="http://schemas.microsoft.com/office/drawing/2016/ink" xmlns:am3d="http://schemas.microsoft.com/office/drawing/2017/model3d" xmlns:o="urn:schemas-microsoft-com:office:office" xmlns:oel="http://schemas.microsoft.com/office/2019/extlst" xmlns:r="http://schemas.openxmlformats.org/officeDocument/2006/relationships" xmlns:m="http://schemas.openxmlformats.org/officeDocument/2006/math" xmlns:v="urn:schemas-microsoft-com:vml" xmlns:wp14="http://schemas.microsoft.com/office/word/2010/wordprocessingDrawing" xmlns:wp="http://schemas.openxmlformats.org/drawingml/2006/wordprocessingDrawing" xmlns:w10="urn:schemas-microsoft-com:office:word" xmlns:w="http://schemas.openxmlformats.org/wordprocessingml/2006/main" xmlns:w14="http://schemas.microsoft.com/office/word/2010/wordml" xmlns:w15="http://schemas.microsoft.com/office/word/2012/wordml" xmlns:w16cex="http://schemas.microsoft.com/office/word/2018/wordml/cex" xmlns:w16cid="http://schemas.microsoft.com/office/word/2016/wordml/cid" xmlns:w16="http://schemas.microsoft.com/office/word/2018/wordml" xmlns:w16du="http://schemas.microsoft.com/office/word/2023/wordml/word16du" xmlns:w16sdtdh="http://schemas.microsoft.com/office/word/2020/wordml/sdtdatahash" xmlns:w16sdtfl="http://schemas.microsoft.com/office/word/2024/wordml/sdtformatlock" xmlns:w16se="http://schemas.microsoft.com/office/word/2015/wordml/symex" xmlns:wpg="http://schemas.microsoft.com/office/word/2010/wordprocessingGroup" xmlns:wpi="http://schemas.microsoft.com/office/word/2010/wordprocessingInk" xmlns:wne="http://schemas.microsoft.com/office/word/2006/wordml" xmlns:wps="http://schemas.microsoft.com/office/word/2010/wordprocessingShape" mc:Ignorable="w14 w15 w16se w16cid w16 w16cex w16sdtdh w16sdtfl w16du wp14">
   <w:p>
     <w:pPr>
       <w:pStyle w:val="Fuzeile"/>
@@ -7759,14 +7753,6 @@
         <w:szCs w:val="24"/>
         <w:lang w:val="en-US"/>
       </w:rPr>
-      <w:t xml:space="preserve"> 2019 -</w:t>
-    </w:r>
-    <w:r>
-      <w:rPr>
-        <w:color w:val="64666A" w:themeColor="text1"/>
-        <w:szCs w:val="24"/>
-        <w:lang w:val="en-US"/>
-      </w:rPr>
       <w:t xml:space="preserve"> </w:t>
     </w:r>
     <w:r>
@@ -7800,7 +7786,7 @@
         <w:szCs w:val="24"/>
         <w:lang w:val="en-US"/>
       </w:rPr>
-      <w:t>2024</w:t>
+      <w:t>2026</w:t>
     </w:r>
     <w:r>
       <w:rPr>
@@ -7841,23 +7827,22 @@
           <w:szCs w:val="24"/>
           <w:lang w:val="en-US"/>
         </w:rPr>
-        <w:t>www.sybit.de</w:t>
+        <w:t>www.sybit.</w:t>
+      </w:r>
+      <w:r>
+        <w:rPr>
+          <w:rStyle w:val="Hyperlink"/>
+          <w:lang w:val="en-US"/>
+        </w:rPr>
+        <w:t>com</w:t>
       </w:r>
     </w:hyperlink>
-    <w:r>
-      <w:rPr>
-        <w:color w:val="64666A" w:themeColor="text1"/>
-        <w:szCs w:val="24"/>
-        <w:lang w:val="en-US"/>
-      </w:rPr>
-      <w:br/>
-    </w:r>
   </w:p>
 </w:ftr>
 </file>
 
 <file path=word/footer2.xml><?xml version="1.0" encoding="utf-8"?>
-<w:ftr xmlns:wpc="http://schemas.microsoft.com/office/word/2010/wordprocessingCanvas" xmlns:cx="http://schemas.microsoft.com/office/drawing/2014/chartex" xmlns:cx1="http://schemas.microsoft.com/office/drawing/2015/9/8/chartex" xmlns:cx2="http://schemas.microsoft.com/office/drawing/2015/10/21/chartex" xmlns:cx3="http://schemas.microsoft.com/office/drawing/2016/5/9/chartex" xmlns:cx4="http://schemas.microsoft.com/office/drawing/2016/5/10/chartex" xmlns:cx5="http://schemas.microsoft.com/office/drawing/2016/5/11/chartex" xmlns:cx6="http://schemas.microsoft.com/office/drawing/2016/5/12/chartex" xmlns:cx7="http://schemas.microsoft.com/office/drawing/2016/5/13/chartex" xmlns:cx8="http://schemas.microsoft.com/office/drawing/2016/5/14/chartex" xmlns:mc="http://schemas.openxmlformats.org/markup-compatibility/2006" xmlns:aink="http://schemas.microsoft.com/office/drawing/2016/ink" xmlns:am3d="http://schemas.microsoft.com/office/drawing/2017/model3d" xmlns:o="urn:schemas-microsoft-com:office:office" xmlns:oel="http://schemas.microsoft.com/office/2019/extlst" xmlns:r="http://schemas.openxmlformats.org/officeDocument/2006/relationships" xmlns:m="http://schemas.openxmlformats.org/officeDocument/2006/math" xmlns:v="urn:schemas-microsoft-com:vml" xmlns:wp14="http://schemas.microsoft.com/office/word/2010/wordprocessingDrawing" xmlns:wp="http://schemas.openxmlformats.org/drawingml/2006/wordprocessingDrawing" xmlns:w10="urn:schemas-microsoft-com:office:word" xmlns:w="http://schemas.openxmlformats.org/wordprocessingml/2006/main" xmlns:w14="http://schemas.microsoft.com/office/word/2010/wordml" xmlns:w15="http://schemas.microsoft.com/office/word/2012/wordml" xmlns:w16cex="http://schemas.microsoft.com/office/word/2018/wordml/cex" xmlns:w16cid="http://schemas.microsoft.com/office/word/2016/wordml/cid" xmlns:w16="http://schemas.microsoft.com/office/word/2018/wordml" xmlns:w16sdtdh="http://schemas.microsoft.com/office/word/2020/wordml/sdtdatahash" xmlns:w16se="http://schemas.microsoft.com/office/word/2015/wordml/symex" xmlns:wpg="http://schemas.microsoft.com/office/word/2010/wordprocessingGroup" xmlns:wpi="http://schemas.microsoft.com/office/word/2010/wordprocessingInk" xmlns:wne="http://schemas.microsoft.com/office/word/2006/wordml" xmlns:wps="http://schemas.microsoft.com/office/word/2010/wordprocessingShape" mc:Ignorable="w14 w15 w16se w16cid w16 w16cex w16sdtdh wp14">
+<w:ftr xmlns:wpc="http://schemas.microsoft.com/office/word/2010/wordprocessingCanvas" xmlns:cx="http://schemas.microsoft.com/office/drawing/2014/chartex" xmlns:cx1="http://schemas.microsoft.com/office/drawing/2015/9/8/chartex" xmlns:cx2="http://schemas.microsoft.com/office/drawing/2015/10/21/chartex" xmlns:cx3="http://schemas.microsoft.com/office/drawing/2016/5/9/chartex" xmlns:cx4="http://schemas.microsoft.com/office/drawing/2016/5/10/chartex" xmlns:cx5="http://schemas.microsoft.com/office/drawing/2016/5/11/chartex" xmlns:cx6="http://schemas.microsoft.com/office/drawing/2016/5/12/chartex" xmlns:cx7="http://schemas.microsoft.com/office/drawing/2016/5/13/chartex" xmlns:cx8="http://schemas.microsoft.com/office/drawing/2016/5/14/chartex" xmlns:mc="http://schemas.openxmlformats.org/markup-compatibility/2006" xmlns:aink="http://schemas.microsoft.com/office/drawing/2016/ink" xmlns:am3d="http://schemas.microsoft.com/office/drawing/2017/model3d" xmlns:o="urn:schemas-microsoft-com:office:office" xmlns:oel="http://schemas.microsoft.com/office/2019/extlst" xmlns:r="http://schemas.openxmlformats.org/officeDocument/2006/relationships" xmlns:m="http://schemas.openxmlformats.org/officeDocument/2006/math" xmlns:v="urn:schemas-microsoft-com:vml" xmlns:wp14="http://schemas.microsoft.com/office/word/2010/wordprocessingDrawing" xmlns:wp="http://schemas.openxmlformats.org/drawingml/2006/wordprocessingDrawing" xmlns:w10="urn:schemas-microsoft-com:office:word" xmlns:w="http://schemas.openxmlformats.org/wordprocessingml/2006/main" xmlns:w14="http://schemas.microsoft.com/office/word/2010/wordml" xmlns:w15="http://schemas.microsoft.com/office/word/2012/wordml" xmlns:w16cex="http://schemas.microsoft.com/office/word/2018/wordml/cex" xmlns:w16cid="http://schemas.microsoft.com/office/word/2016/wordml/cid" xmlns:w16="http://schemas.microsoft.com/office/word/2018/wordml" xmlns:w16du="http://schemas.microsoft.com/office/word/2023/wordml/word16du" xmlns:w16sdtdh="http://schemas.microsoft.com/office/word/2020/wordml/sdtdatahash" xmlns:w16sdtfl="http://schemas.microsoft.com/office/word/2024/wordml/sdtformatlock" xmlns:w16se="http://schemas.microsoft.com/office/word/2015/wordml/symex" xmlns:wpg="http://schemas.microsoft.com/office/word/2010/wordprocessingGroup" xmlns:wpi="http://schemas.microsoft.com/office/word/2010/wordprocessingInk" xmlns:wne="http://schemas.microsoft.com/office/word/2006/wordml" xmlns:wps="http://schemas.microsoft.com/office/word/2010/wordprocessingShape" mc:Ignorable="w14 w15 w16se w16cid w16 w16cex w16sdtdh w16sdtfl w16du wp14">
   <w:p>
     <w:pPr>
       <w:pStyle w:val="Fuzeile"/>
@@ -8009,7 +7994,7 @@
 </file>
 
 <file path=word/footnotes.xml><?xml version="1.0" encoding="utf-8"?>
-<w:footnotes xmlns:wpc="http://schemas.microsoft.com/office/word/2010/wordprocessingCanvas" xmlns:cx="http://schemas.microsoft.com/office/drawing/2014/chartex" xmlns:cx1="http://schemas.microsoft.com/office/drawing/2015/9/8/chartex" xmlns:cx2="http://schemas.microsoft.com/office/drawing/2015/10/21/chartex" xmlns:cx3="http://schemas.microsoft.com/office/drawing/2016/5/9/chartex" xmlns:cx4="http://schemas.microsoft.com/office/drawing/2016/5/10/chartex" xmlns:cx5="http://schemas.microsoft.com/office/drawing/2016/5/11/chartex" xmlns:cx6="http://schemas.microsoft.com/office/drawing/2016/5/12/chartex" xmlns:cx7="http://schemas.microsoft.com/office/drawing/2016/5/13/chartex" xmlns:cx8="http://schemas.microsoft.com/office/drawing/2016/5/14/chartex" xmlns:mc="http://schemas.openxmlformats.org/markup-compatibility/2006" xmlns:aink="http://schemas.microsoft.com/office/drawing/2016/ink" xmlns:am3d="http://schemas.microsoft.com/office/drawing/2017/model3d" xmlns:o="urn:schemas-microsoft-com:office:office" xmlns:oel="http://schemas.microsoft.com/office/2019/extlst" xmlns:r="http://schemas.openxmlformats.org/officeDocument/2006/relationships" xmlns:m="http://schemas.openxmlformats.org/officeDocument/2006/math" xmlns:v="urn:schemas-microsoft-com:vml" xmlns:wp14="http://schemas.microsoft.com/office/word/2010/wordprocessingDrawing" xmlns:wp="http://schemas.openxmlformats.org/drawingml/2006/wordprocessingDrawing" xmlns:w10="urn:schemas-microsoft-com:office:word" xmlns:w="http://schemas.openxmlformats.org/wordprocessingml/2006/main" xmlns:w14="http://schemas.microsoft.com/office/word/2010/wordml" xmlns:w15="http://schemas.microsoft.com/office/word/2012/wordml" xmlns:w16cex="http://schemas.microsoft.com/office/word/2018/wordml/cex" xmlns:w16cid="http://schemas.microsoft.com/office/word/2016/wordml/cid" xmlns:w16="http://schemas.microsoft.com/office/word/2018/wordml" xmlns:w16sdtdh="http://schemas.microsoft.com/office/word/2020/wordml/sdtdatahash" xmlns:w16se="http://schemas.microsoft.com/office/word/2015/wordml/symex" xmlns:wpg="http://schemas.microsoft.com/office/word/2010/wordprocessingGroup" xmlns:wpi="http://schemas.microsoft.com/office/word/2010/wordprocessingInk" xmlns:wne="http://schemas.microsoft.com/office/word/2006/wordml" xmlns:wps="http://schemas.microsoft.com/office/word/2010/wordprocessingShape" mc:Ignorable="w14 w15 w16se w16cid w16 w16cex w16sdtdh wp14">
+<w:footnotes xmlns:wpc="http://schemas.microsoft.com/office/word/2010/wordprocessingCanvas" xmlns:cx="http://schemas.microsoft.com/office/drawing/2014/chartex" xmlns:cx1="http://schemas.microsoft.com/office/drawing/2015/9/8/chartex" xmlns:cx2="http://schemas.microsoft.com/office/drawing/2015/10/21/chartex" xmlns:cx3="http://schemas.microsoft.com/office/drawing/2016/5/9/chartex" xmlns:cx4="http://schemas.microsoft.com/office/drawing/2016/5/10/chartex" xmlns:cx5="http://schemas.microsoft.com/office/drawing/2016/5/11/chartex" xmlns:cx6="http://schemas.microsoft.com/office/drawing/2016/5/12/chartex" xmlns:cx7="http://schemas.microsoft.com/office/drawing/2016/5/13/chartex" xmlns:cx8="http://schemas.microsoft.com/office/drawing/2016/5/14/chartex" xmlns:mc="http://schemas.openxmlformats.org/markup-compatibility/2006" xmlns:aink="http://schemas.microsoft.com/office/drawing/2016/ink" xmlns:am3d="http://schemas.microsoft.com/office/drawing/2017/model3d" xmlns:o="urn:schemas-microsoft-com:office:office" xmlns:oel="http://schemas.microsoft.com/office/2019/extlst" xmlns:r="http://schemas.openxmlformats.org/officeDocument/2006/relationships" xmlns:m="http://schemas.openxmlformats.org/officeDocument/2006/math" xmlns:v="urn:schemas-microsoft-com:vml" xmlns:wp14="http://schemas.microsoft.com/office/word/2010/wordprocessingDrawing" xmlns:wp="http://schemas.openxmlformats.org/drawingml/2006/wordprocessingDrawing" xmlns:w10="urn:schemas-microsoft-com:office:word" xmlns:w="http://schemas.openxmlformats.org/wordprocessingml/2006/main" xmlns:w14="http://schemas.microsoft.com/office/word/2010/wordml" xmlns:w15="http://schemas.microsoft.com/office/word/2012/wordml" xmlns:w16cex="http://schemas.microsoft.com/office/word/2018/wordml/cex" xmlns:w16cid="http://schemas.microsoft.com/office/word/2016/wordml/cid" xmlns:w16="http://schemas.microsoft.com/office/word/2018/wordml" xmlns:w16du="http://schemas.microsoft.com/office/word/2023/wordml/word16du" xmlns:w16sdtdh="http://schemas.microsoft.com/office/word/2020/wordml/sdtdatahash" xmlns:w16sdtfl="http://schemas.microsoft.com/office/word/2024/wordml/sdtformatlock" xmlns:w16se="http://schemas.microsoft.com/office/word/2015/wordml/symex" xmlns:wpg="http://schemas.microsoft.com/office/word/2010/wordprocessingGroup" xmlns:wpi="http://schemas.microsoft.com/office/word/2010/wordprocessingInk" xmlns:wne="http://schemas.microsoft.com/office/word/2006/wordml" xmlns:wps="http://schemas.microsoft.com/office/word/2010/wordprocessingShape" mc:Ignorable="w14 w15 w16se w16cid w16 w16cex w16sdtdh w16sdtfl w16du wp14">
   <w:footnote w:type="separator" w:id="-1">
     <w:p>
       <w:pPr>
@@ -8034,34 +8019,97 @@
 </file>
 
 <file path=word/header1.xml><?xml version="1.0" encoding="utf-8"?>
-<w:hdr xmlns:wpc="http://schemas.microsoft.com/office/word/2010/wordprocessingCanvas" xmlns:cx="http://schemas.microsoft.com/office/drawing/2014/chartex" xmlns:cx1="http://schemas.microsoft.com/office/drawing/2015/9/8/chartex" xmlns:cx2="http://schemas.microsoft.com/office/drawing/2015/10/21/chartex" xmlns:cx3="http://schemas.microsoft.com/office/drawing/2016/5/9/chartex" xmlns:cx4="http://schemas.microsoft.com/office/drawing/2016/5/10/chartex" xmlns:cx5="http://schemas.microsoft.com/office/drawing/2016/5/11/chartex" xmlns:cx6="http://schemas.microsoft.com/office/drawing/2016/5/12/chartex" xmlns:cx7="http://schemas.microsoft.com/office/drawing/2016/5/13/chartex" xmlns:cx8="http://schemas.microsoft.com/office/drawing/2016/5/14/chartex" xmlns:mc="http://schemas.openxmlformats.org/markup-compatibility/2006" xmlns:aink="http://schemas.microsoft.com/office/drawing/2016/ink" xmlns:am3d="http://schemas.microsoft.com/office/drawing/2017/model3d" xmlns:o="urn:schemas-microsoft-com:office:office" xmlns:oel="http://schemas.microsoft.com/office/2019/extlst" xmlns:r="http://schemas.openxmlformats.org/officeDocument/2006/relationships" xmlns:m="http://schemas.openxmlformats.org/officeDocument/2006/math" xmlns:v="urn:schemas-microsoft-com:vml" xmlns:wp14="http://schemas.microsoft.com/office/word/2010/wordprocessingDrawing" xmlns:wp="http://schemas.openxmlformats.org/drawingml/2006/wordprocessingDrawing" xmlns:w10="urn:schemas-microsoft-com:office:word" xmlns:w="http://schemas.openxmlformats.org/wordprocessingml/2006/main" xmlns:w14="http://schemas.microsoft.com/office/word/2010/wordml" xmlns:w15="http://schemas.microsoft.com/office/word/2012/wordml" xmlns:w16cex="http://schemas.microsoft.com/office/word/2018/wordml/cex" xmlns:w16cid="http://schemas.microsoft.com/office/word/2016/wordml/cid" xmlns:w16="http://schemas.microsoft.com/office/word/2018/wordml" xmlns:w16sdtdh="http://schemas.microsoft.com/office/word/2020/wordml/sdtdatahash" xmlns:w16se="http://schemas.microsoft.com/office/word/2015/wordml/symex" xmlns:wpg="http://schemas.microsoft.com/office/word/2010/wordprocessingGroup" xmlns:wpi="http://schemas.microsoft.com/office/word/2010/wordprocessingInk" xmlns:wne="http://schemas.microsoft.com/office/word/2006/wordml" xmlns:wps="http://schemas.microsoft.com/office/word/2010/wordprocessingShape" mc:Ignorable="w14 w15 w16se w16cid w16 w16cex w16sdtdh wp14">
+<w:hdr xmlns:wpc="http://schemas.microsoft.com/office/word/2010/wordprocessingCanvas" xmlns:cx="http://schemas.microsoft.com/office/drawing/2014/chartex" xmlns:cx1="http://schemas.microsoft.com/office/drawing/2015/9/8/chartex" xmlns:cx2="http://schemas.microsoft.com/office/drawing/2015/10/21/chartex" xmlns:cx3="http://schemas.microsoft.com/office/drawing/2016/5/9/chartex" xmlns:cx4="http://schemas.microsoft.com/office/drawing/2016/5/10/chartex" xmlns:cx5="http://schemas.microsoft.com/office/drawing/2016/5/11/chartex" xmlns:cx6="http://schemas.microsoft.com/office/drawing/2016/5/12/chartex" xmlns:cx7="http://schemas.microsoft.com/office/drawing/2016/5/13/chartex" xmlns:cx8="http://schemas.microsoft.com/office/drawing/2016/5/14/chartex" xmlns:mc="http://schemas.openxmlformats.org/markup-compatibility/2006" xmlns:aink="http://schemas.microsoft.com/office/drawing/2016/ink" xmlns:am3d="http://schemas.microsoft.com/office/drawing/2017/model3d" xmlns:o="urn:schemas-microsoft-com:office:office" xmlns:oel="http://schemas.microsoft.com/office/2019/extlst" xmlns:r="http://schemas.openxmlformats.org/officeDocument/2006/relationships" xmlns:m="http://schemas.openxmlformats.org/officeDocument/2006/math" xmlns:v="urn:schemas-microsoft-com:vml" xmlns:wp14="http://schemas.microsoft.com/office/word/2010/wordprocessingDrawing" xmlns:wp="http://schemas.openxmlformats.org/drawingml/2006/wordprocessingDrawing" xmlns:w10="urn:schemas-microsoft-com:office:word" xmlns:w="http://schemas.openxmlformats.org/wordprocessingml/2006/main" xmlns:w14="http://schemas.microsoft.com/office/word/2010/wordml" xmlns:w15="http://schemas.microsoft.com/office/word/2012/wordml" xmlns:w16cex="http://schemas.microsoft.com/office/word/2018/wordml/cex" xmlns:w16cid="http://schemas.microsoft.com/office/word/2016/wordml/cid" xmlns:w16="http://schemas.microsoft.com/office/word/2018/wordml" xmlns:w16du="http://schemas.microsoft.com/office/word/2023/wordml/word16du" xmlns:w16sdtdh="http://schemas.microsoft.com/office/word/2020/wordml/sdtdatahash" xmlns:w16sdtfl="http://schemas.microsoft.com/office/word/2024/wordml/sdtformatlock" xmlns:w16se="http://schemas.microsoft.com/office/word/2015/wordml/symex" xmlns:wpg="http://schemas.microsoft.com/office/word/2010/wordprocessingGroup" xmlns:wpi="http://schemas.microsoft.com/office/word/2010/wordprocessingInk" xmlns:wne="http://schemas.microsoft.com/office/word/2006/wordml" xmlns:wps="http://schemas.microsoft.com/office/word/2010/wordprocessingShape" mc:Ignorable="w14 w15 w16se w16cid w16 w16cex w16sdtdh w16sdtfl w16du wp14">
   <w:p>
     <w:pPr>
       <w:pStyle w:val="Kopfzeile"/>
       <w:tabs>
         <w:tab w:val="clear" w:pos="4536"/>
         <w:tab w:val="clear" w:pos="9072"/>
+        <w:tab w:val="center" w:pos="5103"/>
       </w:tabs>
-      <w:jc w:val="center"/>
-      <w:rPr>
+      <w:ind w:firstLine="709"/>
+      <w:rPr>
+        <w:b/>
+        <w:bCs/>
         <w:color w:val="64666A" w:themeColor="text1"/>
         <w:sz w:val="36"/>
       </w:rPr>
     </w:pPr>
     <w:r>
       <w:rPr>
+        <w:b/>
+        <w:bCs/>
+        <w:noProof/>
+        <w:color w:val="64666A" w:themeColor="text1"/>
+        <w:sz w:val="36"/>
+      </w:rPr>
+      <w:drawing>
+        <wp:anchor distT="0" distB="0" distL="114300" distR="114300" simplePos="0" relativeHeight="251663872" behindDoc="0" locked="0" layoutInCell="1" allowOverlap="1" wp14:anchorId="1F34F4DD" wp14:editId="12FC80DB">
+          <wp:simplePos x="0" y="0"/>
+          <wp:positionH relativeFrom="margin">
+            <wp:align>left</wp:align>
+          </wp:positionH>
+          <wp:positionV relativeFrom="paragraph">
+            <wp:posOffset>5715</wp:posOffset>
+          </wp:positionV>
+          <wp:extent cx="1626870" cy="339725"/>
+          <wp:effectExtent l="0" t="0" r="0" b="3175"/>
+          <wp:wrapSquare wrapText="bothSides"/>
+          <wp:docPr id="1379915687" name="Grafik 42"/>
+          <wp:cNvGraphicFramePr>
+            <a:graphicFrameLocks xmlns:a="http://schemas.openxmlformats.org/drawingml/2006/main" noChangeAspect="1"/>
+          </wp:cNvGraphicFramePr>
+          <a:graphic xmlns:a="http://schemas.openxmlformats.org/drawingml/2006/main">
+            <a:graphicData uri="http://schemas.openxmlformats.org/drawingml/2006/picture">
+              <pic:pic xmlns:pic="http://schemas.openxmlformats.org/drawingml/2006/picture">
+                <pic:nvPicPr>
+                  <pic:cNvPr id="1379915687" name="Grafik 1379915687"/>
+                  <pic:cNvPicPr/>
+                </pic:nvPicPr>
+                <pic:blipFill>
+                  <a:blip r:embed="rId1">
+                    <a:extLst>
+                      <a:ext uri="{28A0092B-C50C-407E-A947-70E740481C1C}">
+                        <a14:useLocalDpi xmlns:a14="http://schemas.microsoft.com/office/drawing/2010/main" val="0"/>
+                      </a:ext>
+                    </a:extLst>
+                  </a:blip>
+                  <a:stretch>
+                    <a:fillRect/>
+                  </a:stretch>
+                </pic:blipFill>
+                <pic:spPr>
+                  <a:xfrm>
+                    <a:off x="0" y="0"/>
+                    <a:ext cx="1626870" cy="339725"/>
+                  </a:xfrm>
+                  <a:prstGeom prst="rect">
+                    <a:avLst/>
+                  </a:prstGeom>
+                </pic:spPr>
+              </pic:pic>
+            </a:graphicData>
+          </a:graphic>
+        </wp:anchor>
+      </w:drawing>
+    </w:r>
+    <w:r>
+      <w:rPr>
+        <w:b/>
+        <w:bCs/>
         <w:noProof/>
         <w:sz w:val="48"/>
         <w:lang w:eastAsia="de-DE"/>
       </w:rPr>
       <w:drawing>
-        <wp:anchor distT="0" distB="0" distL="114300" distR="114300" simplePos="0" relativeHeight="251662848" behindDoc="0" locked="0" layoutInCell="1" allowOverlap="1" wp14:anchorId="0C7989E2" wp14:editId="2DAB5BF9">
+        <wp:anchor distT="0" distB="0" distL="114300" distR="114300" simplePos="0" relativeHeight="251662848" behindDoc="0" locked="0" layoutInCell="1" allowOverlap="1" wp14:anchorId="0C7989E2" wp14:editId="26F39CDC">
           <wp:simplePos x="0" y="0"/>
-          <wp:positionH relativeFrom="column">
-            <wp:posOffset>0</wp:posOffset>
+          <wp:positionH relativeFrom="margin">
+            <wp:align>right</wp:align>
           </wp:positionH>
           <wp:positionV relativeFrom="paragraph">
-            <wp:posOffset>-103666</wp:posOffset>
+            <wp:posOffset>5715</wp:posOffset>
           </wp:positionV>
           <wp:extent cx="862330" cy="408940"/>
           <wp:effectExtent l="0" t="0" r="0" b="0"/>
@@ -8080,7 +8128,7 @@
                   </pic:cNvPicPr>
                 </pic:nvPicPr>
                 <pic:blipFill>
-                  <a:blip r:embed="rId1">
+                  <a:blip r:embed="rId2">
                     <a:extLst>
                       <a:ext uri="{28A0092B-C50C-407E-A947-70E740481C1C}">
                         <a14:useLocalDpi xmlns:a14="http://schemas.microsoft.com/office/drawing/2010/main" val="0"/>
@@ -8107,80 +8155,12 @@
         </wp:anchor>
       </w:drawing>
     </w:r>
-    <w:r>
-      <w:rPr>
-        <w:noProof/>
-        <w:color w:val="64666A" w:themeColor="text1"/>
-        <w:sz w:val="52"/>
-        <w:lang w:eastAsia="de-DE"/>
-      </w:rPr>
-      <w:drawing>
-        <wp:anchor distT="0" distB="0" distL="114300" distR="114300" simplePos="0" relativeHeight="251661824" behindDoc="0" locked="0" layoutInCell="1" allowOverlap="1" wp14:anchorId="21F43421" wp14:editId="30809335">
-          <wp:simplePos x="0" y="0"/>
-          <wp:positionH relativeFrom="column">
-            <wp:posOffset>5187950</wp:posOffset>
-          </wp:positionH>
-          <wp:positionV relativeFrom="paragraph">
-            <wp:posOffset>35560</wp:posOffset>
-          </wp:positionV>
-          <wp:extent cx="1450975" cy="306705"/>
-          <wp:effectExtent l="0" t="0" r="0" b="0"/>
-          <wp:wrapSquare wrapText="bothSides"/>
-          <wp:docPr id="4128" name="Grafik 4128"/>
-          <wp:cNvGraphicFramePr>
-            <a:graphicFrameLocks xmlns:a="http://schemas.openxmlformats.org/drawingml/2006/main" noChangeAspect="1"/>
-          </wp:cNvGraphicFramePr>
-          <a:graphic xmlns:a="http://schemas.openxmlformats.org/drawingml/2006/main">
-            <a:graphicData uri="http://schemas.openxmlformats.org/drawingml/2006/picture">
-              <pic:pic xmlns:pic="http://schemas.openxmlformats.org/drawingml/2006/picture">
-                <pic:nvPicPr>
-                  <pic:cNvPr id="0" name="Picture 1"/>
-                  <pic:cNvPicPr>
-                    <a:picLocks noChangeAspect="1" noChangeArrowheads="1"/>
-                  </pic:cNvPicPr>
-                </pic:nvPicPr>
-                <pic:blipFill>
-                  <a:blip r:embed="rId2">
-                    <a:extLst>
-                      <a:ext uri="{28A0092B-C50C-407E-A947-70E740481C1C}">
-                        <a14:useLocalDpi xmlns:a14="http://schemas.microsoft.com/office/drawing/2010/main" val="0"/>
-                      </a:ext>
-                    </a:extLst>
-                  </a:blip>
-                  <a:srcRect/>
-                  <a:stretch>
-                    <a:fillRect/>
-                  </a:stretch>
-                </pic:blipFill>
-                <pic:spPr bwMode="auto">
-                  <a:xfrm>
-                    <a:off x="0" y="0"/>
-                    <a:ext cx="1450975" cy="306705"/>
-                  </a:xfrm>
-                  <a:prstGeom prst="rect">
-                    <a:avLst/>
-                  </a:prstGeom>
-                  <a:noFill/>
-                  <a:ln>
-                    <a:noFill/>
-                  </a:ln>
-                </pic:spPr>
-              </pic:pic>
-            </a:graphicData>
-          </a:graphic>
-          <wp14:sizeRelH relativeFrom="margin">
-            <wp14:pctWidth>0</wp14:pctWidth>
-          </wp14:sizeRelH>
-          <wp14:sizeRelV relativeFrom="margin">
-            <wp14:pctHeight>0</wp14:pctHeight>
-          </wp14:sizeRelV>
-        </wp:anchor>
-      </w:drawing>
-    </w:r>
     <w:proofErr w:type="spellStart"/>
     <w:proofErr w:type="gramStart"/>
     <w:r>
       <w:rPr>
+        <w:b/>
+        <w:bCs/>
         <w:sz w:val="48"/>
       </w:rPr>
       <w:t>micro:bit</w:t>
@@ -8189,6 +8169,8 @@
     <w:proofErr w:type="gramEnd"/>
     <w:r>
       <w:rPr>
+        <w:b/>
+        <w:bCs/>
         <w:sz w:val="48"/>
       </w:rPr>
       <w:t xml:space="preserve"> Cheat Sheet</w:t>
@@ -8198,7 +8180,7 @@
 </file>
 
 <file path=word/header2.xml><?xml version="1.0" encoding="utf-8"?>
-<w:hdr xmlns:wpc="http://schemas.microsoft.com/office/word/2010/wordprocessingCanvas" xmlns:cx="http://schemas.microsoft.com/office/drawing/2014/chartex" xmlns:cx1="http://schemas.microsoft.com/office/drawing/2015/9/8/chartex" xmlns:cx2="http://schemas.microsoft.com/office/drawing/2015/10/21/chartex" xmlns:cx3="http://schemas.microsoft.com/office/drawing/2016/5/9/chartex" xmlns:cx4="http://schemas.microsoft.com/office/drawing/2016/5/10/chartex" xmlns:cx5="http://schemas.microsoft.com/office/drawing/2016/5/11/chartex" xmlns:cx6="http://schemas.microsoft.com/office/drawing/2016/5/12/chartex" xmlns:cx7="http://schemas.microsoft.com/office/drawing/2016/5/13/chartex" xmlns:cx8="http://schemas.microsoft.com/office/drawing/2016/5/14/chartex" xmlns:mc="http://schemas.openxmlformats.org/markup-compatibility/2006" xmlns:aink="http://schemas.microsoft.com/office/drawing/2016/ink" xmlns:am3d="http://schemas.microsoft.com/office/drawing/2017/model3d" xmlns:o="urn:schemas-microsoft-com:office:office" xmlns:oel="http://schemas.microsoft.com/office/2019/extlst" xmlns:r="http://schemas.openxmlformats.org/officeDocument/2006/relationships" xmlns:m="http://schemas.openxmlformats.org/officeDocument/2006/math" xmlns:v="urn:schemas-microsoft-com:vml" xmlns:wp14="http://schemas.microsoft.com/office/word/2010/wordprocessingDrawing" xmlns:wp="http://schemas.openxmlformats.org/drawingml/2006/wordprocessingDrawing" xmlns:w10="urn:schemas-microsoft-com:office:word" xmlns:w="http://schemas.openxmlformats.org/wordprocessingml/2006/main" xmlns:w14="http://schemas.microsoft.com/office/word/2010/wordml" xmlns:w15="http://schemas.microsoft.com/office/word/2012/wordml" xmlns:w16cex="http://schemas.microsoft.com/office/word/2018/wordml/cex" xmlns:w16cid="http://schemas.microsoft.com/office/word/2016/wordml/cid" xmlns:w16="http://schemas.microsoft.com/office/word/2018/wordml" xmlns:w16sdtdh="http://schemas.microsoft.com/office/word/2020/wordml/sdtdatahash" xmlns:w16se="http://schemas.microsoft.com/office/word/2015/wordml/symex" xmlns:wpg="http://schemas.microsoft.com/office/word/2010/wordprocessingGroup" xmlns:wpi="http://schemas.microsoft.com/office/word/2010/wordprocessingInk" xmlns:wne="http://schemas.microsoft.com/office/word/2006/wordml" xmlns:wps="http://schemas.microsoft.com/office/word/2010/wordprocessingShape" mc:Ignorable="w14 w15 w16se w16cid w16 w16cex w16sdtdh wp14">
+<w:hdr xmlns:wpc="http://schemas.microsoft.com/office/word/2010/wordprocessingCanvas" xmlns:cx="http://schemas.microsoft.com/office/drawing/2014/chartex" xmlns:cx1="http://schemas.microsoft.com/office/drawing/2015/9/8/chartex" xmlns:cx2="http://schemas.microsoft.com/office/drawing/2015/10/21/chartex" xmlns:cx3="http://schemas.microsoft.com/office/drawing/2016/5/9/chartex" xmlns:cx4="http://schemas.microsoft.com/office/drawing/2016/5/10/chartex" xmlns:cx5="http://schemas.microsoft.com/office/drawing/2016/5/11/chartex" xmlns:cx6="http://schemas.microsoft.com/office/drawing/2016/5/12/chartex" xmlns:cx7="http://schemas.microsoft.com/office/drawing/2016/5/13/chartex" xmlns:cx8="http://schemas.microsoft.com/office/drawing/2016/5/14/chartex" xmlns:mc="http://schemas.openxmlformats.org/markup-compatibility/2006" xmlns:aink="http://schemas.microsoft.com/office/drawing/2016/ink" xmlns:am3d="http://schemas.microsoft.com/office/drawing/2017/model3d" xmlns:o="urn:schemas-microsoft-com:office:office" xmlns:oel="http://schemas.microsoft.com/office/2019/extlst" xmlns:r="http://schemas.openxmlformats.org/officeDocument/2006/relationships" xmlns:m="http://schemas.openxmlformats.org/officeDocument/2006/math" xmlns:v="urn:schemas-microsoft-com:vml" xmlns:wp14="http://schemas.microsoft.com/office/word/2010/wordprocessingDrawing" xmlns:wp="http://schemas.openxmlformats.org/drawingml/2006/wordprocessingDrawing" xmlns:w10="urn:schemas-microsoft-com:office:word" xmlns:w="http://schemas.openxmlformats.org/wordprocessingml/2006/main" xmlns:w14="http://schemas.microsoft.com/office/word/2010/wordml" xmlns:w15="http://schemas.microsoft.com/office/word/2012/wordml" xmlns:w16cex="http://schemas.microsoft.com/office/word/2018/wordml/cex" xmlns:w16cid="http://schemas.microsoft.com/office/word/2016/wordml/cid" xmlns:w16="http://schemas.microsoft.com/office/word/2018/wordml" xmlns:w16du="http://schemas.microsoft.com/office/word/2023/wordml/word16du" xmlns:w16sdtdh="http://schemas.microsoft.com/office/word/2020/wordml/sdtdatahash" xmlns:w16sdtfl="http://schemas.microsoft.com/office/word/2024/wordml/sdtformatlock" xmlns:w16se="http://schemas.microsoft.com/office/word/2015/wordml/symex" xmlns:wpg="http://schemas.microsoft.com/office/word/2010/wordprocessingGroup" xmlns:wpi="http://schemas.microsoft.com/office/word/2010/wordprocessingInk" xmlns:wne="http://schemas.microsoft.com/office/word/2006/wordml" xmlns:wps="http://schemas.microsoft.com/office/word/2010/wordprocessingShape" mc:Ignorable="w14 w15 w16se w16cid w16 w16cex w16sdtdh w16sdtfl w16du wp14">
   <w:p>
     <w:pPr>
       <w:pStyle w:val="Kopfzeile"/>
@@ -8366,7 +8348,7 @@
 </file>
 
 <file path=word/numbering.xml><?xml version="1.0" encoding="utf-8"?>
-<w:numbering xmlns:wpc="http://schemas.microsoft.com/office/word/2010/wordprocessingCanvas" xmlns:cx="http://schemas.microsoft.com/office/drawing/2014/chartex" xmlns:cx1="http://schemas.microsoft.com/office/drawing/2015/9/8/chartex" xmlns:cx2="http://schemas.microsoft.com/office/drawing/2015/10/21/chartex" xmlns:cx3="http://schemas.microsoft.com/office/drawing/2016/5/9/chartex" xmlns:cx4="http://schemas.microsoft.com/office/drawing/2016/5/10/chartex" xmlns:cx5="http://schemas.microsoft.com/office/drawing/2016/5/11/chartex" xmlns:cx6="http://schemas.microsoft.com/office/drawing/2016/5/12/chartex" xmlns:cx7="http://schemas.microsoft.com/office/drawing/2016/5/13/chartex" xmlns:cx8="http://schemas.microsoft.com/office/drawing/2016/5/14/chartex" xmlns:mc="http://schemas.openxmlformats.org/markup-compatibility/2006" xmlns:aink="http://schemas.microsoft.com/office/drawing/2016/ink" xmlns:am3d="http://schemas.microsoft.com/office/drawing/2017/model3d" xmlns:o="urn:schemas-microsoft-com:office:office" xmlns:oel="http://schemas.microsoft.com/office/2019/extlst" xmlns:r="http://schemas.openxmlformats.org/officeDocument/2006/relationships" xmlns:m="http://schemas.openxmlformats.org/officeDocument/2006/math" xmlns:v="urn:schemas-microsoft-com:vml" xmlns:wp14="http://schemas.microsoft.com/office/word/2010/wordprocessingDrawing" xmlns:wp="http://schemas.openxmlformats.org/drawingml/2006/wordprocessingDrawing" xmlns:w10="urn:schemas-microsoft-com:office:word" xmlns:w="http://schemas.openxmlformats.org/wordprocessingml/2006/main" xmlns:w14="http://schemas.microsoft.com/office/word/2010/wordml" xmlns:w15="http://schemas.microsoft.com/office/word/2012/wordml" xmlns:w16cex="http://schemas.microsoft.com/office/word/2018/wordml/cex" xmlns:w16cid="http://schemas.microsoft.com/office/word/2016/wordml/cid" xmlns:w16="http://schemas.microsoft.com/office/word/2018/wordml" xmlns:w16sdtdh="http://schemas.microsoft.com/office/word/2020/wordml/sdtdatahash" xmlns:w16se="http://schemas.microsoft.com/office/word/2015/wordml/symex" xmlns:wpg="http://schemas.microsoft.com/office/word/2010/wordprocessingGroup" xmlns:wpi="http://schemas.microsoft.com/office/word/2010/wordprocessingInk" xmlns:wne="http://schemas.microsoft.com/office/word/2006/wordml" xmlns:wps="http://schemas.microsoft.com/office/word/2010/wordprocessingShape" mc:Ignorable="w14 w15 w16se w16cid w16 w16cex w16sdtdh wp14">
+<w:numbering xmlns:wpc="http://schemas.microsoft.com/office/word/2010/wordprocessingCanvas" xmlns:cx="http://schemas.microsoft.com/office/drawing/2014/chartex" xmlns:cx1="http://schemas.microsoft.com/office/drawing/2015/9/8/chartex" xmlns:cx2="http://schemas.microsoft.com/office/drawing/2015/10/21/chartex" xmlns:cx3="http://schemas.microsoft.com/office/drawing/2016/5/9/chartex" xmlns:cx4="http://schemas.microsoft.com/office/drawing/2016/5/10/chartex" xmlns:cx5="http://schemas.microsoft.com/office/drawing/2016/5/11/chartex" xmlns:cx6="http://schemas.microsoft.com/office/drawing/2016/5/12/chartex" xmlns:cx7="http://schemas.microsoft.com/office/drawing/2016/5/13/chartex" xmlns:cx8="http://schemas.microsoft.com/office/drawing/2016/5/14/chartex" xmlns:mc="http://schemas.openxmlformats.org/markup-compatibility/2006" xmlns:aink="http://schemas.microsoft.com/office/drawing/2016/ink" xmlns:am3d="http://schemas.microsoft.com/office/drawing/2017/model3d" xmlns:o="urn:schemas-microsoft-com:office:office" xmlns:oel="http://schemas.microsoft.com/office/2019/extlst" xmlns:r="http://schemas.openxmlformats.org/officeDocument/2006/relationships" xmlns:m="http://schemas.openxmlformats.org/officeDocument/2006/math" xmlns:v="urn:schemas-microsoft-com:vml" xmlns:wp14="http://schemas.microsoft.com/office/word/2010/wordprocessingDrawing" xmlns:wp="http://schemas.openxmlformats.org/drawingml/2006/wordprocessingDrawing" xmlns:w10="urn:schemas-microsoft-com:office:word" xmlns:w="http://schemas.openxmlformats.org/wordprocessingml/2006/main" xmlns:w14="http://schemas.microsoft.com/office/word/2010/wordml" xmlns:w15="http://schemas.microsoft.com/office/word/2012/wordml" xmlns:w16cex="http://schemas.microsoft.com/office/word/2018/wordml/cex" xmlns:w16cid="http://schemas.microsoft.com/office/word/2016/wordml/cid" xmlns:w16="http://schemas.microsoft.com/office/word/2018/wordml" xmlns:w16du="http://schemas.microsoft.com/office/word/2023/wordml/word16du" xmlns:w16sdtdh="http://schemas.microsoft.com/office/word/2020/wordml/sdtdatahash" xmlns:w16sdtfl="http://schemas.microsoft.com/office/word/2024/wordml/sdtformatlock" xmlns:w16se="http://schemas.microsoft.com/office/word/2015/wordml/symex" xmlns:wpg="http://schemas.microsoft.com/office/word/2010/wordprocessingGroup" xmlns:wpi="http://schemas.microsoft.com/office/word/2010/wordprocessingInk" xmlns:wne="http://schemas.microsoft.com/office/word/2006/wordml" xmlns:wps="http://schemas.microsoft.com/office/word/2010/wordprocessingShape" mc:Ignorable="w14 w15 w16se w16cid w16 w16cex w16sdtdh w16sdtfl w16du wp14">
   <w:abstractNum w:abstractNumId="0" w15:restartNumberingAfterBreak="0">
     <w:nsid w:val="202A3636"/>
     <w:multiLevelType w:val="hybridMultilevel"/>
@@ -8494,7 +8476,7 @@
       </w:pPr>
       <w:rPr>
         <w:rFonts w:ascii="Symbol" w:hAnsi="Symbol" w:hint="default"/>
-        <w:color w:val="B51783" w:themeColor="accent1"/>
+        <w:color w:val="C300FF" w:themeColor="accent1"/>
       </w:rPr>
     </w:lvl>
     <w:lvl w:ilvl="1" w:tplc="04070003" w:tentative="1">
@@ -8609,7 +8591,7 @@
       </w:pPr>
       <w:rPr>
         <w:rFonts w:hint="default"/>
-        <w:color w:val="B51783" w:themeColor="accent1"/>
+        <w:color w:val="C300FF" w:themeColor="accent1"/>
       </w:rPr>
     </w:lvl>
     <w:lvl w:ilvl="1" w:tplc="04070019" w:tentative="1">
@@ -8794,7 +8776,7 @@
       </w:pPr>
       <w:rPr>
         <w:rFonts w:ascii="Symbol" w:hAnsi="Symbol" w:hint="default"/>
-        <w:color w:val="B51783" w:themeColor="accent1"/>
+        <w:color w:val="C300FF" w:themeColor="accent1"/>
       </w:rPr>
     </w:lvl>
     <w:lvl w:ilvl="1" w:tplc="04070003" w:tentative="1">
@@ -9145,7 +9127,7 @@
 </file>
 
 <file path=word/styles.xml><?xml version="1.0" encoding="utf-8"?>
-<w:styles xmlns:mc="http://schemas.openxmlformats.org/markup-compatibility/2006" xmlns:r="http://schemas.openxmlformats.org/officeDocument/2006/relationships" xmlns:w="http://schemas.openxmlformats.org/wordprocessingml/2006/main" xmlns:w14="http://schemas.microsoft.com/office/word/2010/wordml" xmlns:w15="http://schemas.microsoft.com/office/word/2012/wordml" xmlns:w16cex="http://schemas.microsoft.com/office/word/2018/wordml/cex" xmlns:w16cid="http://schemas.microsoft.com/office/word/2016/wordml/cid" xmlns:w16="http://schemas.microsoft.com/office/word/2018/wordml" xmlns:w16sdtdh="http://schemas.microsoft.com/office/word/2020/wordml/sdtdatahash" xmlns:w16se="http://schemas.microsoft.com/office/word/2015/wordml/symex" mc:Ignorable="w14 w15 w16se w16cid w16 w16cex w16sdtdh">
+<w:styles xmlns:mc="http://schemas.openxmlformats.org/markup-compatibility/2006" xmlns:r="http://schemas.openxmlformats.org/officeDocument/2006/relationships" xmlns:w="http://schemas.openxmlformats.org/wordprocessingml/2006/main" xmlns:w14="http://schemas.microsoft.com/office/word/2010/wordml" xmlns:w15="http://schemas.microsoft.com/office/word/2012/wordml" xmlns:w16cex="http://schemas.microsoft.com/office/word/2018/wordml/cex" xmlns:w16cid="http://schemas.microsoft.com/office/word/2016/wordml/cid" xmlns:w16="http://schemas.microsoft.com/office/word/2018/wordml" xmlns:w16du="http://schemas.microsoft.com/office/word/2023/wordml/word16du" xmlns:w16sdtdh="http://schemas.microsoft.com/office/word/2020/wordml/sdtdatahash" xmlns:w16sdtfl="http://schemas.microsoft.com/office/word/2024/wordml/sdtformatlock" xmlns:w16se="http://schemas.microsoft.com/office/word/2015/wordml/symex" mc:Ignorable="w14 w15 w16se w16cid w16 w16cex w16sdtdh w16sdtfl w16du">
   <w:docDefaults>
     <w:rPrDefault>
       <w:rPr>
@@ -9666,7 +9648,7 @@
     </w:pPr>
     <w:rPr>
       <w:rFonts w:asciiTheme="majorHAnsi" w:eastAsiaTheme="majorEastAsia" w:hAnsiTheme="majorHAnsi" w:cstheme="majorBidi"/>
-      <w:color w:val="590B40" w:themeColor="accent1" w:themeShade="7F"/>
+      <w:color w:val="61007F" w:themeColor="accent1" w:themeShade="7F"/>
     </w:rPr>
   </w:style>
   <w:style w:type="paragraph" w:styleId="berschrift6">
@@ -9693,7 +9675,7 @@
       <w:rFonts w:asciiTheme="majorHAnsi" w:eastAsiaTheme="majorEastAsia" w:hAnsiTheme="majorHAnsi" w:cstheme="majorBidi"/>
       <w:i/>
       <w:iCs/>
-      <w:color w:val="590B40" w:themeColor="accent1" w:themeShade="7F"/>
+      <w:color w:val="61007F" w:themeColor="accent1" w:themeShade="7F"/>
     </w:rPr>
   </w:style>
   <w:style w:type="paragraph" w:styleId="berschrift7">
@@ -10022,7 +10004,7 @@
       <w:b w:val="0"/>
       <w:i w:val="0"/>
       <w:iCs/>
-      <w:color w:val="B51783" w:themeColor="accent1"/>
+      <w:color w:val="C300FF" w:themeColor="accent1"/>
     </w:rPr>
   </w:style>
   <w:style w:type="table" w:styleId="Tabellenraster">
@@ -10700,7 +10682,7 @@
     <w:rsid w:val="00D05EC7"/>
     <w:rPr>
       <w:rFonts w:asciiTheme="majorHAnsi" w:eastAsiaTheme="majorEastAsia" w:hAnsiTheme="majorHAnsi" w:cstheme="majorBidi"/>
-      <w:color w:val="590B40" w:themeColor="accent1" w:themeShade="7F"/>
+      <w:color w:val="61007F" w:themeColor="accent1" w:themeShade="7F"/>
     </w:rPr>
   </w:style>
   <w:style w:type="character" w:customStyle="1" w:styleId="berschrift6Zchn">
@@ -10714,7 +10696,7 @@
       <w:rFonts w:asciiTheme="majorHAnsi" w:eastAsiaTheme="majorEastAsia" w:hAnsiTheme="majorHAnsi" w:cstheme="majorBidi"/>
       <w:i/>
       <w:iCs/>
-      <w:color w:val="590B40" w:themeColor="accent1" w:themeShade="7F"/>
+      <w:color w:val="61007F" w:themeColor="accent1" w:themeShade="7F"/>
     </w:rPr>
   </w:style>
   <w:style w:type="character" w:customStyle="1" w:styleId="berschrift7Zchn">
@@ -10804,7 +10786,7 @@
     <w:rPr>
       <w:rFonts w:asciiTheme="majorHAnsi" w:hAnsiTheme="majorHAnsi"/>
       <w:b/>
-      <w:color w:val="871161" w:themeColor="accent1" w:themeShade="BF"/>
+      <w:color w:val="9200BF" w:themeColor="accent1" w:themeShade="BF"/>
       <w:sz w:val="28"/>
       <w:lang w:eastAsia="de-DE"/>
     </w:rPr>
@@ -10856,7 +10838,7 @@
     <w:unhideWhenUsed/>
     <w:rsid w:val="00354426"/>
     <w:rPr>
-      <w:color w:val="B51783" w:themeColor="hyperlink"/>
+      <w:color w:val="C300FF" w:themeColor="hyperlink"/>
       <w:u w:val="single"/>
     </w:rPr>
   </w:style>
@@ -10980,7 +10962,7 @@
 <file path=word/theme/theme1.xml><?xml version="1.0" encoding="utf-8"?>
 <a:theme xmlns:a="http://schemas.openxmlformats.org/drawingml/2006/main" name="Sybit-Design">
   <a:themeElements>
-    <a:clrScheme name="Sybit-Designfarben">
+    <a:clrScheme name="Benutzerdefiniert 1">
       <a:dk1>
         <a:srgbClr val="64666A"/>
       </a:dk1>
@@ -10994,7 +10976,7 @@
         <a:srgbClr val="E0E0E2"/>
       </a:lt2>
       <a:accent1>
-        <a:srgbClr val="B51783"/>
+        <a:srgbClr val="C300FF"/>
       </a:accent1>
       <a:accent2>
         <a:srgbClr val="FFFFFF"/>
@@ -11012,10 +10994,10 @@
         <a:srgbClr val="66696C"/>
       </a:accent6>
       <a:hlink>
-        <a:srgbClr val="B51783"/>
+        <a:srgbClr val="C300FF"/>
       </a:hlink>
       <a:folHlink>
-        <a:srgbClr val="B51783"/>
+        <a:srgbClr val="C300FF"/>
       </a:folHlink>
     </a:clrScheme>
     <a:fontScheme name="Sybit PPT-Schrift">
